--- a/word/Capsula_02_Activa_la_edicion_y_organiza_tu_curso.docx
+++ b/word/Capsula_02_Activa_la_edicion_y_organiza_tu_curso.docx
@@ -2,6 +2,52 @@
 <file path=word/document.xml><?xml version="1.0" encoding="utf-8"?>
 <w:document xmlns:wpc="http://schemas.microsoft.com/office/word/2010/wordprocessingCanvas" xmlns:mc="http://schemas.openxmlformats.org/markup-compatibility/2006" xmlns:o="urn:schemas-microsoft-com:office:office" xmlns:r="http://schemas.openxmlformats.org/officeDocument/2006/relationships" xmlns:m="http://schemas.openxmlformats.org/officeDocument/2006/math" xmlns:v="urn:schemas-microsoft-com:vml" xmlns:wp14="http://schemas.microsoft.com/office/word/2010/wordprocessingDrawing" xmlns:wp="http://schemas.openxmlformats.org/drawingml/2006/wordprocessingDrawing" xmlns:w10="urn:schemas-microsoft-com:office:word" xmlns:w="http://schemas.openxmlformats.org/wordprocessingml/2006/main" xmlns:w14="http://schemas.microsoft.com/office/word/2010/wordml" xmlns:w15="http://schemas.microsoft.com/office/word/2012/wordml" xmlns:wpg="http://schemas.microsoft.com/office/word/2010/wordprocessingGroup" xmlns:wpi="http://schemas.microsoft.com/office/word/2010/wordprocessingInk" xmlns:wne="http://schemas.microsoft.com/office/word/2006/wordml" xmlns:wps="http://schemas.microsoft.com/office/word/2010/wordprocessingShape" xmlns:cx="http://schemas.microsoft.com/office/drawing/2014/chartex" xmlns:cx1="http://schemas.microsoft.com/office/drawing/2015/9/8/chartex" xmlns:cx2="http://schemas.microsoft.com/office/drawing/2015/10/21/chartex" xmlns:cx3="http://schemas.microsoft.com/office/drawing/2016/5/9/chartex" xmlns:cx4="http://schemas.microsoft.com/office/drawing/2016/5/10/chartex" xmlns:cx5="http://schemas.microsoft.com/office/drawing/2016/5/11/chartex" xmlns:cx6="http://schemas.microsoft.com/office/drawing/2016/5/12/chartex" xmlns:cx7="http://schemas.microsoft.com/office/drawing/2016/5/13/chartex" xmlns:cx8="http://schemas.microsoft.com/office/drawing/2016/5/14/chartex" xmlns:aink="http://schemas.microsoft.com/office/drawing/2016/ink" xmlns:am3d="http://schemas.microsoft.com/office/drawing/2017/model3d" xmlns:w16cex="http://schemas.microsoft.com/office/word/2018/wordml/cex" xmlns:w16cid="http://schemas.microsoft.com/office/word/2016/wordml/cid" xmlns:w16="http://schemas.microsoft.com/office/word/2018/wordml" xmlns:w16sdtdh="http://schemas.microsoft.com/office/word/2020/wordml/sdtdatahash" xmlns:w16se="http://schemas.microsoft.com/office/word/2015/wordml/symex" mc:Ignorable="w14 w15 wp14">
   <w:body>
+    <w:p>
+      <w:pPr>
+        <w:spacing w:after="200"/>
+        <w:jc w:val="center"/>
+      </w:pPr>
+      <w:r>
+        <w:drawing>
+          <wp:inline distT="0" distB="0" distL="0" distR="0">
+            <wp:extent cx="5143500" cy="914400"/>
+            <wp:effectExtent t="0" r="0" b="0" l="0"/>
+            <wp:docPr id="2" name="logos" descr="Universidad de San Buenaventura, Acreditación Institucional Multicampus de Alta Calidad y CEA" title="Logos institucionales"/>
+            <wp:cNvGraphicFramePr>
+              <a:graphicFrameLocks xmlns:a="http://schemas.openxmlformats.org/drawingml/2006/main" noChangeAspect="1"/>
+            </wp:cNvGraphicFramePr>
+            <a:graphic xmlns:a="http://schemas.openxmlformats.org/drawingml/2006/main">
+              <a:graphicData uri="http://schemas.openxmlformats.org/drawingml/2006/picture">
+                <pic:pic xmlns:pic="http://schemas.openxmlformats.org/drawingml/2006/picture">
+                  <pic:nvPicPr>
+                    <pic:cNvPr id="0" name="" descr=""/>
+                    <pic:cNvPicPr>
+                      <a:picLocks noChangeAspect="1" noChangeArrowheads="1"/>
+                    </pic:cNvPicPr>
+                  </pic:nvPicPr>
+                  <pic:blipFill>
+                    <a:blip r:embed="rId9" cstate="none"/>
+                    <a:srcRect/>
+                    <a:stretch>
+                      <a:fillRect/>
+                    </a:stretch>
+                  </pic:blipFill>
+                  <pic:spPr bwMode="auto">
+                    <a:xfrm>
+                      <a:off x="0" y="0"/>
+                      <a:ext cx="5143500" cy="914400"/>
+                    </a:xfrm>
+                    <a:prstGeom prst="rect">
+                      <a:avLst/>
+                    </a:prstGeom>
+                  </pic:spPr>
+                </pic:pic>
+              </a:graphicData>
+            </a:graphic>
+          </wp:inline>
+        </w:drawing>
+      </w:r>
+    </w:p>
     <w:tbl>
       <w:tblPr>
         <w:tblW w:type="dxa" w:w="10080"/>
@@ -28,7 +74,7 @@
               <w:bottom w:val="none" w:color="FFFFFF" w:sz="0"/>
               <w:right w:val="none" w:color="FFFFFF" w:sz="0"/>
             </w:tcBorders>
-            <w:shd w:fill="0F766E" w:color="auto" w:val="clear"/>
+            <w:shd w:fill="0A4A92" w:color="auto" w:val="clear"/>
             <w:tcMar>
               <w:top w:type="dxa" w:w="360"/>
               <w:left w:type="dxa" w:w="360"/>
@@ -72,6 +118,14 @@
         </w:tc>
       </w:tr>
     </w:tbl>
+    <w:p>
+      <w:pPr>
+        <w:pBdr>
+          <w:top w:val="single" w:color="EF7D00" w:sz="36" w:space="0"/>
+        </w:pBdr>
+        <w:spacing w:after="0"/>
+      </w:pPr>
+    </w:p>
     <w:tbl>
       <w:tblPr>
         <w:tblW w:type="dxa" w:w="10080"/>
@@ -81,7 +135,7 @@
           <w:bottom w:val="none" w:color="FFFFFF" w:sz="0"/>
           <w:right w:val="none" w:color="FFFFFF" w:sz="0"/>
           <w:insideH w:val="none" w:color="FFFFFF" w:sz="0"/>
-          <w:insideV w:val="single" w:color="E5E7EB" w:sz="4"/>
+          <w:insideV w:val="single" w:color="E2E2DF" w:sz="4"/>
         </w:tblBorders>
         <w:tblLayout w:type="fixed"/>
       </w:tblPr>
@@ -95,7 +149,7 @@
         <w:tc>
           <w:tcPr>
             <w:tcW w:type="dxa" w:w="2520"/>
-            <w:shd w:fill="E7F5F2" w:color="auto" w:val="clear"/>
+            <w:shd w:fill="E8EEF7" w:color="auto" w:val="clear"/>
             <w:tcMar>
               <w:top w:type="dxa" w:w="140"/>
               <w:left w:type="dxa" w:w="200"/>
@@ -112,7 +166,7 @@
                 <w:rFonts w:ascii="Calibri" w:cs="Calibri" w:eastAsia="Calibri" w:hAnsi="Calibri"/>
                 <w:b/>
                 <w:bCs/>
-                <w:color w:val="4B5563"/>
+                <w:color w:val="5C5C5A"/>
                 <w:spacing w:val="20"/>
                 <w:sz w:val="15"/>
                 <w:szCs w:val="15"/>
@@ -126,7 +180,7 @@
                 <w:rFonts w:ascii="Calibri" w:cs="Calibri" w:eastAsia="Calibri" w:hAnsi="Calibri"/>
                 <w:b/>
                 <w:bCs/>
-                <w:color w:val="1F2937"/>
+                <w:color w:val="1D1D1B"/>
                 <w:sz w:val="20"/>
                 <w:szCs w:val="20"/>
               </w:rPr>
@@ -137,7 +191,7 @@
         <w:tc>
           <w:tcPr>
             <w:tcW w:type="dxa" w:w="2520"/>
-            <w:shd w:fill="E7F5F2" w:color="auto" w:val="clear"/>
+            <w:shd w:fill="E8EEF7" w:color="auto" w:val="clear"/>
             <w:tcMar>
               <w:top w:type="dxa" w:w="140"/>
               <w:left w:type="dxa" w:w="200"/>
@@ -154,7 +208,7 @@
                 <w:rFonts w:ascii="Calibri" w:cs="Calibri" w:eastAsia="Calibri" w:hAnsi="Calibri"/>
                 <w:b/>
                 <w:bCs/>
-                <w:color w:val="4B5563"/>
+                <w:color w:val="5C5C5A"/>
                 <w:spacing w:val="20"/>
                 <w:sz w:val="15"/>
                 <w:szCs w:val="15"/>
@@ -168,7 +222,7 @@
                 <w:rFonts w:ascii="Calibri" w:cs="Calibri" w:eastAsia="Calibri" w:hAnsi="Calibri"/>
                 <w:b/>
                 <w:bCs/>
-                <w:color w:val="1F2937"/>
+                <w:color w:val="1D1D1B"/>
                 <w:sz w:val="20"/>
                 <w:szCs w:val="20"/>
               </w:rPr>
@@ -179,7 +233,7 @@
         <w:tc>
           <w:tcPr>
             <w:tcW w:type="dxa" w:w="2520"/>
-            <w:shd w:fill="E7F5F2" w:color="auto" w:val="clear"/>
+            <w:shd w:fill="E8EEF7" w:color="auto" w:val="clear"/>
             <w:tcMar>
               <w:top w:type="dxa" w:w="140"/>
               <w:left w:type="dxa" w:w="200"/>
@@ -196,7 +250,7 @@
                 <w:rFonts w:ascii="Calibri" w:cs="Calibri" w:eastAsia="Calibri" w:hAnsi="Calibri"/>
                 <w:b/>
                 <w:bCs/>
-                <w:color w:val="4B5563"/>
+                <w:color w:val="5C5C5A"/>
                 <w:spacing w:val="20"/>
                 <w:sz w:val="15"/>
                 <w:szCs w:val="15"/>
@@ -210,7 +264,7 @@
                 <w:rFonts w:ascii="Calibri" w:cs="Calibri" w:eastAsia="Calibri" w:hAnsi="Calibri"/>
                 <w:b/>
                 <w:bCs/>
-                <w:color w:val="1F2937"/>
+                <w:color w:val="1D1D1B"/>
                 <w:sz w:val="20"/>
                 <w:szCs w:val="20"/>
               </w:rPr>
@@ -221,7 +275,7 @@
         <w:tc>
           <w:tcPr>
             <w:tcW w:type="dxa" w:w="2520"/>
-            <w:shd w:fill="E7F5F2" w:color="auto" w:val="clear"/>
+            <w:shd w:fill="E8EEF7" w:color="auto" w:val="clear"/>
             <w:tcMar>
               <w:top w:type="dxa" w:w="140"/>
               <w:left w:type="dxa" w:w="200"/>
@@ -238,7 +292,7 @@
                 <w:rFonts w:ascii="Calibri" w:cs="Calibri" w:eastAsia="Calibri" w:hAnsi="Calibri"/>
                 <w:b/>
                 <w:bCs/>
-                <w:color w:val="4B5563"/>
+                <w:color w:val="5C5C5A"/>
                 <w:spacing w:val="20"/>
                 <w:sz w:val="15"/>
                 <w:szCs w:val="15"/>
@@ -252,7 +306,7 @@
                 <w:rFonts w:ascii="Calibri" w:cs="Calibri" w:eastAsia="Calibri" w:hAnsi="Calibri"/>
                 <w:b/>
                 <w:bCs/>
-                <w:color w:val="1F2937"/>
+                <w:color w:val="1D1D1B"/>
                 <w:sz w:val="20"/>
                 <w:szCs w:val="20"/>
               </w:rPr>
@@ -272,7 +326,7 @@
         <w:pStyle w:val="Heading1"/>
         <w:keepNext/>
         <w:pBdr>
-          <w:bottom w:val="single" w:color="0F766E" w:sz="8" w:space="4"/>
+          <w:bottom w:val="single" w:color="0A4A92" w:sz="18" w:space="4"/>
         </w:pBdr>
         <w:spacing w:after="160" w:before="360"/>
       </w:pPr>
@@ -281,11 +335,11 @@
           <w:rFonts w:ascii="Calibri" w:cs="Calibri" w:eastAsia="Calibri" w:hAnsi="Calibri"/>
           <w:b/>
           <w:bCs/>
-          <w:color w:val="0F766E"/>
-          <w:sz w:val="30"/>
-          <w:szCs w:val="30"/>
-        </w:rPr>
-        <w:t xml:space="preserve">¿Qué lograrás?</w:t>
+          <w:color w:val="1D1D1B"/>
+          <w:sz w:val="28"/>
+          <w:szCs w:val="28"/>
+        </w:rPr>
+        <w:t xml:space="preserve">¿QUÉ LOGRARÁS?</w:t>
       </w:r>
     </w:p>
     <w:tbl>
@@ -310,11 +364,11 @@
             <w:tcW w:type="dxa" w:w="10080"/>
             <w:tcBorders>
               <w:top w:val="none" w:color="FFFFFF" w:sz="0"/>
-              <w:left w:val="single" w:color="0F766E" w:sz="24"/>
+              <w:left w:val="single" w:color="0A4A92" w:sz="24"/>
               <w:bottom w:val="none" w:color="FFFFFF" w:sz="0"/>
               <w:right w:val="none" w:color="FFFFFF" w:sz="0"/>
             </w:tcBorders>
-            <w:shd w:fill="E7F5F2" w:color="auto" w:val="clear"/>
+            <w:shd w:fill="E8EEF7" w:color="auto" w:val="clear"/>
             <w:tcMar>
               <w:top w:type="dxa" w:w="160"/>
               <w:left w:type="dxa" w:w="240"/>
@@ -331,7 +385,7 @@
                 <w:rFonts w:ascii="Calibri" w:cs="Calibri" w:eastAsia="Calibri" w:hAnsi="Calibri"/>
                 <w:b/>
                 <w:bCs/>
-                <w:color w:val="0F766E"/>
+                <w:color w:val="0A4A92"/>
                 <w:spacing w:val="20"/>
                 <w:sz w:val="17"/>
                 <w:szCs w:val="17"/>
@@ -346,7 +400,7 @@
             <w:r>
               <w:rPr>
                 <w:rFonts w:ascii="Calibri" w:cs="Calibri" w:eastAsia="Calibri" w:hAnsi="Calibri"/>
-                <w:color w:val="1F2937"/>
+                <w:color w:val="1D1D1B"/>
                 <w:sz w:val="23"/>
                 <w:szCs w:val="23"/>
               </w:rPr>
@@ -366,7 +420,7 @@
         <w:pStyle w:val="Heading1"/>
         <w:keepNext/>
         <w:pBdr>
-          <w:bottom w:val="single" w:color="0F766E" w:sz="8" w:space="4"/>
+          <w:bottom w:val="single" w:color="0A4A92" w:sz="18" w:space="4"/>
         </w:pBdr>
         <w:spacing w:after="160" w:before="360"/>
       </w:pPr>
@@ -375,11 +429,11 @@
           <w:rFonts w:ascii="Calibri" w:cs="Calibri" w:eastAsia="Calibri" w:hAnsi="Calibri"/>
           <w:b/>
           <w:bCs/>
-          <w:color w:val="0F766E"/>
-          <w:sz w:val="30"/>
-          <w:szCs w:val="30"/>
-        </w:rPr>
-        <w:t xml:space="preserve">Para empezar</w:t>
+          <w:color w:val="1D1D1B"/>
+          <w:sz w:val="28"/>
+          <w:szCs w:val="28"/>
+        </w:rPr>
+        <w:t xml:space="preserve">PARA EMPEZAR</w:t>
       </w:r>
     </w:p>
     <w:p>
@@ -389,7 +443,7 @@
       <w:r>
         <w:rPr>
           <w:rFonts w:ascii="Calibri" w:cs="Calibri" w:eastAsia="Calibri" w:hAnsi="Calibri"/>
-          <w:color w:val="1F2937"/>
+          <w:color w:val="1D1D1B"/>
           <w:sz w:val="22"/>
           <w:szCs w:val="22"/>
         </w:rPr>
@@ -403,7 +457,7 @@
       <w:r>
         <w:rPr>
           <w:rFonts w:ascii="Calibri" w:cs="Calibri" w:eastAsia="Calibri" w:hAnsi="Calibri"/>
-          <w:color w:val="1F2937"/>
+          <w:color w:val="1D1D1B"/>
           <w:sz w:val="22"/>
           <w:szCs w:val="22"/>
         </w:rPr>
@@ -421,7 +475,7 @@
           <w:rFonts w:ascii="Calibri" w:cs="Calibri" w:eastAsia="Calibri" w:hAnsi="Calibri"/>
           <w:b/>
           <w:bCs/>
-          <w:color w:val="1F2937"/>
+          <w:color w:val="1D1D1B"/>
           <w:sz w:val="23"/>
           <w:szCs w:val="23"/>
         </w:rPr>
@@ -440,7 +494,7 @@
       <w:r>
         <w:rPr>
           <w:rFonts w:ascii="Calibri" w:cs="Calibri" w:eastAsia="Calibri" w:hAnsi="Calibri"/>
-          <w:color w:val="1F2937"/>
+          <w:color w:val="1D1D1B"/>
           <w:sz w:val="22"/>
           <w:szCs w:val="22"/>
         </w:rPr>
@@ -459,7 +513,7 @@
       <w:r>
         <w:rPr>
           <w:rFonts w:ascii="Calibri" w:cs="Calibri" w:eastAsia="Calibri" w:hAnsi="Calibri"/>
-          <w:color w:val="1F2937"/>
+          <w:color w:val="1D1D1B"/>
           <w:sz w:val="22"/>
           <w:szCs w:val="22"/>
         </w:rPr>
@@ -471,7 +525,7 @@
         <w:pStyle w:val="Heading1"/>
         <w:keepNext/>
         <w:pBdr>
-          <w:bottom w:val="single" w:color="0F766E" w:sz="8" w:space="4"/>
+          <w:bottom w:val="single" w:color="0A4A92" w:sz="18" w:space="4"/>
         </w:pBdr>
         <w:spacing w:after="160" w:before="360"/>
       </w:pPr>
@@ -480,11 +534,11 @@
           <w:rFonts w:ascii="Calibri" w:cs="Calibri" w:eastAsia="Calibri" w:hAnsi="Calibri"/>
           <w:b/>
           <w:bCs/>
-          <w:color w:val="0F766E"/>
-          <w:sz w:val="30"/>
-          <w:szCs w:val="30"/>
-        </w:rPr>
-        <w:t xml:space="preserve">Paso a paso</w:t>
+          <w:color w:val="1D1D1B"/>
+          <w:sz w:val="28"/>
+          <w:szCs w:val="28"/>
+        </w:rPr>
+        <w:t xml:space="preserve">PASO A PASO</w:t>
       </w:r>
     </w:p>
     <w:p>
@@ -492,9 +546,9 @@
         <w:pStyle w:val="Heading2"/>
         <w:keepNext/>
         <w:pBdr>
-          <w:left w:val="single" w:color="0F766E" w:sz="24" w:space="8"/>
+          <w:left w:val="single" w:color="0A4A92" w:sz="36" w:space="8"/>
         </w:pBdr>
-        <w:shd w:fill="E7F5F2" w:color="auto" w:val="clear"/>
+        <w:shd w:fill="E8EEF7" w:color="auto" w:val="clear"/>
         <w:spacing w:after="100" w:before="280"/>
         <w:ind w:left="160"/>
       </w:pPr>
@@ -503,7 +557,7 @@
           <w:rFonts w:ascii="Calibri" w:cs="Calibri" w:eastAsia="Calibri" w:hAnsi="Calibri"/>
           <w:b/>
           <w:bCs/>
-          <w:color w:val="0F766E"/>
+          <w:color w:val="0A4A92"/>
           <w:spacing w:val="20"/>
           <w:sz w:val="18"/>
           <w:szCs w:val="18"/>
@@ -521,7 +575,7 @@
           <w:rFonts w:ascii="Calibri" w:cs="Calibri" w:eastAsia="Calibri" w:hAnsi="Calibri"/>
           <w:b/>
           <w:bCs/>
-          <w:color w:val="1F2937"/>
+          <w:color w:val="1D1D1B"/>
           <w:sz w:val="24"/>
           <w:szCs w:val="24"/>
         </w:rPr>
@@ -540,7 +594,7 @@
       <w:r>
         <w:rPr>
           <w:rFonts w:ascii="Calibri" w:cs="Calibri" w:eastAsia="Calibri" w:hAnsi="Calibri"/>
-          <w:color w:val="1F2937"/>
+          <w:color w:val="1D1D1B"/>
           <w:sz w:val="22"/>
           <w:szCs w:val="22"/>
         </w:rPr>
@@ -559,7 +613,7 @@
       <w:r>
         <w:rPr>
           <w:rFonts w:ascii="Calibri" w:cs="Calibri" w:eastAsia="Calibri" w:hAnsi="Calibri"/>
-          <w:color w:val="1F2937"/>
+          <w:color w:val="1D1D1B"/>
           <w:sz w:val="22"/>
           <w:szCs w:val="22"/>
         </w:rPr>
@@ -588,11 +642,11 @@
             <w:tcW w:type="dxa" w:w="10080"/>
             <w:tcBorders>
               <w:top w:val="none" w:color="FFFFFF" w:sz="0"/>
-              <w:left w:val="single" w:color="B45309" w:sz="24"/>
+              <w:left w:val="single" w:color="EF7D00" w:sz="24"/>
               <w:bottom w:val="none" w:color="FFFFFF" w:sz="0"/>
               <w:right w:val="none" w:color="FFFFFF" w:sz="0"/>
             </w:tcBorders>
-            <w:shd w:fill="FEF6E4" w:color="auto" w:val="clear"/>
+            <w:shd w:fill="FFF4DC" w:color="auto" w:val="clear"/>
             <w:tcMar>
               <w:top w:type="dxa" w:w="160"/>
               <w:left w:type="dxa" w:w="240"/>
@@ -609,7 +663,7 @@
                 <w:rFonts w:ascii="Calibri" w:cs="Calibri" w:eastAsia="Calibri" w:hAnsi="Calibri"/>
                 <w:b/>
                 <w:bCs/>
-                <w:color w:val="B45309"/>
+                <w:color w:val="8A5A00"/>
                 <w:spacing w:val="20"/>
                 <w:sz w:val="17"/>
                 <w:szCs w:val="17"/>
@@ -624,7 +678,7 @@
             <w:r>
               <w:rPr>
                 <w:rFonts w:ascii="Calibri" w:cs="Calibri" w:eastAsia="Calibri" w:hAnsi="Calibri"/>
-                <w:color w:val="1F2937"/>
+                <w:color w:val="1D1D1B"/>
                 <w:sz w:val="22"/>
                 <w:szCs w:val="22"/>
               </w:rPr>
@@ -644,9 +698,9 @@
         <w:pStyle w:val="Heading2"/>
         <w:keepNext/>
         <w:pBdr>
-          <w:left w:val="single" w:color="0F766E" w:sz="24" w:space="8"/>
+          <w:left w:val="single" w:color="0A4A92" w:sz="36" w:space="8"/>
         </w:pBdr>
-        <w:shd w:fill="E7F5F2" w:color="auto" w:val="clear"/>
+        <w:shd w:fill="E8EEF7" w:color="auto" w:val="clear"/>
         <w:spacing w:after="100" w:before="280"/>
         <w:ind w:left="160"/>
       </w:pPr>
@@ -655,7 +709,7 @@
           <w:rFonts w:ascii="Calibri" w:cs="Calibri" w:eastAsia="Calibri" w:hAnsi="Calibri"/>
           <w:b/>
           <w:bCs/>
-          <w:color w:val="0F766E"/>
+          <w:color w:val="0A4A92"/>
           <w:spacing w:val="20"/>
           <w:sz w:val="18"/>
           <w:szCs w:val="18"/>
@@ -673,7 +727,7 @@
           <w:rFonts w:ascii="Calibri" w:cs="Calibri" w:eastAsia="Calibri" w:hAnsi="Calibri"/>
           <w:b/>
           <w:bCs/>
-          <w:color w:val="1F2937"/>
+          <w:color w:val="1D1D1B"/>
           <w:sz w:val="24"/>
           <w:szCs w:val="24"/>
         </w:rPr>
@@ -692,7 +746,7 @@
       <w:r>
         <w:rPr>
           <w:rFonts w:ascii="Calibri" w:cs="Calibri" w:eastAsia="Calibri" w:hAnsi="Calibri"/>
-          <w:color w:val="1F2937"/>
+          <w:color w:val="1D1D1B"/>
           <w:sz w:val="22"/>
           <w:szCs w:val="22"/>
         </w:rPr>
@@ -711,7 +765,7 @@
       <w:r>
         <w:rPr>
           <w:rFonts w:ascii="Calibri" w:cs="Calibri" w:eastAsia="Calibri" w:hAnsi="Calibri"/>
-          <w:color w:val="1F2937"/>
+          <w:color w:val="1D1D1B"/>
           <w:sz w:val="22"/>
           <w:szCs w:val="22"/>
         </w:rPr>
@@ -730,7 +784,7 @@
       <w:r>
         <w:rPr>
           <w:rFonts w:ascii="Calibri" w:cs="Calibri" w:eastAsia="Calibri" w:hAnsi="Calibri"/>
-          <w:color w:val="1F2937"/>
+          <w:color w:val="1D1D1B"/>
           <w:sz w:val="22"/>
           <w:szCs w:val="22"/>
         </w:rPr>
@@ -749,7 +803,7 @@
       <w:r>
         <w:rPr>
           <w:rFonts w:ascii="Calibri" w:cs="Calibri" w:eastAsia="Calibri" w:hAnsi="Calibri"/>
-          <w:color w:val="1F2937"/>
+          <w:color w:val="1D1D1B"/>
           <w:sz w:val="22"/>
           <w:szCs w:val="22"/>
         </w:rPr>
@@ -761,9 +815,9 @@
         <w:pStyle w:val="Heading2"/>
         <w:keepNext/>
         <w:pBdr>
-          <w:left w:val="single" w:color="0F766E" w:sz="24" w:space="8"/>
+          <w:left w:val="single" w:color="0A4A92" w:sz="36" w:space="8"/>
         </w:pBdr>
-        <w:shd w:fill="E7F5F2" w:color="auto" w:val="clear"/>
+        <w:shd w:fill="E8EEF7" w:color="auto" w:val="clear"/>
         <w:spacing w:after="100" w:before="280"/>
         <w:ind w:left="160"/>
       </w:pPr>
@@ -772,7 +826,7 @@
           <w:rFonts w:ascii="Calibri" w:cs="Calibri" w:eastAsia="Calibri" w:hAnsi="Calibri"/>
           <w:b/>
           <w:bCs/>
-          <w:color w:val="0F766E"/>
+          <w:color w:val="0A4A92"/>
           <w:spacing w:val="20"/>
           <w:sz w:val="18"/>
           <w:szCs w:val="18"/>
@@ -790,7 +844,7 @@
           <w:rFonts w:ascii="Calibri" w:cs="Calibri" w:eastAsia="Calibri" w:hAnsi="Calibri"/>
           <w:b/>
           <w:bCs/>
-          <w:color w:val="1F2937"/>
+          <w:color w:val="1D1D1B"/>
           <w:sz w:val="24"/>
           <w:szCs w:val="24"/>
         </w:rPr>
@@ -809,7 +863,7 @@
       <w:r>
         <w:rPr>
           <w:rFonts w:ascii="Calibri" w:cs="Calibri" w:eastAsia="Calibri" w:hAnsi="Calibri"/>
-          <w:color w:val="1F2937"/>
+          <w:color w:val="1D1D1B"/>
           <w:sz w:val="22"/>
           <w:szCs w:val="22"/>
         </w:rPr>
@@ -828,7 +882,7 @@
       <w:r>
         <w:rPr>
           <w:rFonts w:ascii="Calibri" w:cs="Calibri" w:eastAsia="Calibri" w:hAnsi="Calibri"/>
-          <w:color w:val="1F2937"/>
+          <w:color w:val="1D1D1B"/>
           <w:sz w:val="22"/>
           <w:szCs w:val="22"/>
         </w:rPr>
@@ -840,9 +894,9 @@
         <w:pStyle w:val="Heading2"/>
         <w:keepNext/>
         <w:pBdr>
-          <w:left w:val="single" w:color="0F766E" w:sz="24" w:space="8"/>
+          <w:left w:val="single" w:color="0A4A92" w:sz="36" w:space="8"/>
         </w:pBdr>
-        <w:shd w:fill="E7F5F2" w:color="auto" w:val="clear"/>
+        <w:shd w:fill="E8EEF7" w:color="auto" w:val="clear"/>
         <w:spacing w:after="100" w:before="280"/>
         <w:ind w:left="160"/>
       </w:pPr>
@@ -851,7 +905,7 @@
           <w:rFonts w:ascii="Calibri" w:cs="Calibri" w:eastAsia="Calibri" w:hAnsi="Calibri"/>
           <w:b/>
           <w:bCs/>
-          <w:color w:val="0F766E"/>
+          <w:color w:val="0A4A92"/>
           <w:spacing w:val="20"/>
           <w:sz w:val="18"/>
           <w:szCs w:val="18"/>
@@ -869,7 +923,7 @@
           <w:rFonts w:ascii="Calibri" w:cs="Calibri" w:eastAsia="Calibri" w:hAnsi="Calibri"/>
           <w:b/>
           <w:bCs/>
-          <w:color w:val="1F2937"/>
+          <w:color w:val="1D1D1B"/>
           <w:sz w:val="24"/>
           <w:szCs w:val="24"/>
         </w:rPr>
@@ -888,7 +942,7 @@
       <w:r>
         <w:rPr>
           <w:rFonts w:ascii="Calibri" w:cs="Calibri" w:eastAsia="Calibri" w:hAnsi="Calibri"/>
-          <w:color w:val="1F2937"/>
+          <w:color w:val="1D1D1B"/>
           <w:sz w:val="22"/>
           <w:szCs w:val="22"/>
         </w:rPr>
@@ -907,7 +961,7 @@
       <w:r>
         <w:rPr>
           <w:rFonts w:ascii="Calibri" w:cs="Calibri" w:eastAsia="Calibri" w:hAnsi="Calibri"/>
-          <w:color w:val="1F2937"/>
+          <w:color w:val="1D1D1B"/>
           <w:sz w:val="22"/>
           <w:szCs w:val="22"/>
         </w:rPr>
@@ -926,7 +980,7 @@
       <w:r>
         <w:rPr>
           <w:rFonts w:ascii="Calibri" w:cs="Calibri" w:eastAsia="Calibri" w:hAnsi="Calibri"/>
-          <w:color w:val="1F2937"/>
+          <w:color w:val="1D1D1B"/>
           <w:sz w:val="22"/>
           <w:szCs w:val="22"/>
         </w:rPr>
@@ -938,9 +992,9 @@
         <w:pStyle w:val="Heading2"/>
         <w:keepNext/>
         <w:pBdr>
-          <w:left w:val="single" w:color="0F766E" w:sz="24" w:space="8"/>
+          <w:left w:val="single" w:color="0A4A92" w:sz="36" w:space="8"/>
         </w:pBdr>
-        <w:shd w:fill="E7F5F2" w:color="auto" w:val="clear"/>
+        <w:shd w:fill="E8EEF7" w:color="auto" w:val="clear"/>
         <w:spacing w:after="100" w:before="280"/>
         <w:ind w:left="160"/>
       </w:pPr>
@@ -949,7 +1003,7 @@
           <w:rFonts w:ascii="Calibri" w:cs="Calibri" w:eastAsia="Calibri" w:hAnsi="Calibri"/>
           <w:b/>
           <w:bCs/>
-          <w:color w:val="0F766E"/>
+          <w:color w:val="0A4A92"/>
           <w:spacing w:val="20"/>
           <w:sz w:val="18"/>
           <w:szCs w:val="18"/>
@@ -967,7 +1021,7 @@
           <w:rFonts w:ascii="Calibri" w:cs="Calibri" w:eastAsia="Calibri" w:hAnsi="Calibri"/>
           <w:b/>
           <w:bCs/>
-          <w:color w:val="1F2937"/>
+          <w:color w:val="1D1D1B"/>
           <w:sz w:val="24"/>
           <w:szCs w:val="24"/>
         </w:rPr>
@@ -986,7 +1040,7 @@
       <w:r>
         <w:rPr>
           <w:rFonts w:ascii="Calibri" w:cs="Calibri" w:eastAsia="Calibri" w:hAnsi="Calibri"/>
-          <w:color w:val="1F2937"/>
+          <w:color w:val="1D1D1B"/>
           <w:sz w:val="22"/>
           <w:szCs w:val="22"/>
         </w:rPr>
@@ -1005,7 +1059,7 @@
       <w:r>
         <w:rPr>
           <w:rFonts w:ascii="Calibri" w:cs="Calibri" w:eastAsia="Calibri" w:hAnsi="Calibri"/>
-          <w:color w:val="1F2937"/>
+          <w:color w:val="1D1D1B"/>
           <w:sz w:val="22"/>
           <w:szCs w:val="22"/>
         </w:rPr>
@@ -1017,9 +1071,9 @@
         <w:pStyle w:val="Heading2"/>
         <w:keepNext/>
         <w:pBdr>
-          <w:left w:val="single" w:color="0F766E" w:sz="24" w:space="8"/>
+          <w:left w:val="single" w:color="0A4A92" w:sz="36" w:space="8"/>
         </w:pBdr>
-        <w:shd w:fill="E7F5F2" w:color="auto" w:val="clear"/>
+        <w:shd w:fill="E8EEF7" w:color="auto" w:val="clear"/>
         <w:spacing w:after="100" w:before="280"/>
         <w:ind w:left="160"/>
       </w:pPr>
@@ -1028,7 +1082,7 @@
           <w:rFonts w:ascii="Calibri" w:cs="Calibri" w:eastAsia="Calibri" w:hAnsi="Calibri"/>
           <w:b/>
           <w:bCs/>
-          <w:color w:val="0F766E"/>
+          <w:color w:val="0A4A92"/>
           <w:spacing w:val="20"/>
           <w:sz w:val="18"/>
           <w:szCs w:val="18"/>
@@ -1046,7 +1100,7 @@
           <w:rFonts w:ascii="Calibri" w:cs="Calibri" w:eastAsia="Calibri" w:hAnsi="Calibri"/>
           <w:b/>
           <w:bCs/>
-          <w:color w:val="1F2937"/>
+          <w:color w:val="1D1D1B"/>
           <w:sz w:val="24"/>
           <w:szCs w:val="24"/>
         </w:rPr>
@@ -1065,7 +1119,7 @@
       <w:r>
         <w:rPr>
           <w:rFonts w:ascii="Calibri" w:cs="Calibri" w:eastAsia="Calibri" w:hAnsi="Calibri"/>
-          <w:color w:val="1F2937"/>
+          <w:color w:val="1D1D1B"/>
           <w:sz w:val="22"/>
           <w:szCs w:val="22"/>
         </w:rPr>
@@ -1084,7 +1138,7 @@
       <w:r>
         <w:rPr>
           <w:rFonts w:ascii="Calibri" w:cs="Calibri" w:eastAsia="Calibri" w:hAnsi="Calibri"/>
-          <w:color w:val="1F2937"/>
+          <w:color w:val="1D1D1B"/>
           <w:sz w:val="22"/>
           <w:szCs w:val="22"/>
         </w:rPr>
@@ -1103,7 +1157,7 @@
       <w:r>
         <w:rPr>
           <w:rFonts w:ascii="Calibri" w:cs="Calibri" w:eastAsia="Calibri" w:hAnsi="Calibri"/>
-          <w:color w:val="1F2937"/>
+          <w:color w:val="1D1D1B"/>
           <w:sz w:val="22"/>
           <w:szCs w:val="22"/>
         </w:rPr>
@@ -1122,7 +1176,7 @@
       <w:r>
         <w:rPr>
           <w:rFonts w:ascii="Calibri" w:cs="Calibri" w:eastAsia="Calibri" w:hAnsi="Calibri"/>
-          <w:color w:val="1F2937"/>
+          <w:color w:val="1D1D1B"/>
           <w:sz w:val="22"/>
           <w:szCs w:val="22"/>
         </w:rPr>
@@ -1151,11 +1205,11 @@
             <w:tcW w:type="dxa" w:w="10080"/>
             <w:tcBorders>
               <w:top w:val="none" w:color="FFFFFF" w:sz="0"/>
-              <w:left w:val="single" w:color="B45309" w:sz="24"/>
+              <w:left w:val="single" w:color="EF7D00" w:sz="24"/>
               <w:bottom w:val="none" w:color="FFFFFF" w:sz="0"/>
               <w:right w:val="none" w:color="FFFFFF" w:sz="0"/>
             </w:tcBorders>
-            <w:shd w:fill="FEF6E4" w:color="auto" w:val="clear"/>
+            <w:shd w:fill="FFF4DC" w:color="auto" w:val="clear"/>
             <w:tcMar>
               <w:top w:type="dxa" w:w="160"/>
               <w:left w:type="dxa" w:w="240"/>
@@ -1172,7 +1226,7 @@
                 <w:rFonts w:ascii="Calibri" w:cs="Calibri" w:eastAsia="Calibri" w:hAnsi="Calibri"/>
                 <w:b/>
                 <w:bCs/>
-                <w:color w:val="B45309"/>
+                <w:color w:val="8A5A00"/>
                 <w:spacing w:val="20"/>
                 <w:sz w:val="17"/>
                 <w:szCs w:val="17"/>
@@ -1187,7 +1241,7 @@
             <w:r>
               <w:rPr>
                 <w:rFonts w:ascii="Calibri" w:cs="Calibri" w:eastAsia="Calibri" w:hAnsi="Calibri"/>
-                <w:color w:val="1F2937"/>
+                <w:color w:val="1D1D1B"/>
                 <w:sz w:val="22"/>
                 <w:szCs w:val="22"/>
               </w:rPr>
@@ -1207,9 +1261,9 @@
         <w:pStyle w:val="Heading2"/>
         <w:keepNext/>
         <w:pBdr>
-          <w:left w:val="single" w:color="0F766E" w:sz="24" w:space="8"/>
+          <w:left w:val="single" w:color="0A4A92" w:sz="36" w:space="8"/>
         </w:pBdr>
-        <w:shd w:fill="E7F5F2" w:color="auto" w:val="clear"/>
+        <w:shd w:fill="E8EEF7" w:color="auto" w:val="clear"/>
         <w:spacing w:after="100" w:before="280"/>
         <w:ind w:left="160"/>
       </w:pPr>
@@ -1218,7 +1272,7 @@
           <w:rFonts w:ascii="Calibri" w:cs="Calibri" w:eastAsia="Calibri" w:hAnsi="Calibri"/>
           <w:b/>
           <w:bCs/>
-          <w:color w:val="0F766E"/>
+          <w:color w:val="0A4A92"/>
           <w:spacing w:val="20"/>
           <w:sz w:val="18"/>
           <w:szCs w:val="18"/>
@@ -1236,7 +1290,7 @@
           <w:rFonts w:ascii="Calibri" w:cs="Calibri" w:eastAsia="Calibri" w:hAnsi="Calibri"/>
           <w:b/>
           <w:bCs/>
-          <w:color w:val="1F2937"/>
+          <w:color w:val="1D1D1B"/>
           <w:sz w:val="24"/>
           <w:szCs w:val="24"/>
         </w:rPr>
@@ -1255,7 +1309,7 @@
       <w:r>
         <w:rPr>
           <w:rFonts w:ascii="Calibri" w:cs="Calibri" w:eastAsia="Calibri" w:hAnsi="Calibri"/>
-          <w:color w:val="1F2937"/>
+          <w:color w:val="1D1D1B"/>
           <w:sz w:val="22"/>
           <w:szCs w:val="22"/>
         </w:rPr>
@@ -1274,7 +1328,7 @@
       <w:r>
         <w:rPr>
           <w:rFonts w:ascii="Calibri" w:cs="Calibri" w:eastAsia="Calibri" w:hAnsi="Calibri"/>
-          <w:color w:val="1F2937"/>
+          <w:color w:val="1D1D1B"/>
           <w:sz w:val="22"/>
           <w:szCs w:val="22"/>
         </w:rPr>
@@ -1286,7 +1340,7 @@
         <w:pStyle w:val="Heading1"/>
         <w:keepNext/>
         <w:pBdr>
-          <w:bottom w:val="single" w:color="0F766E" w:sz="8" w:space="4"/>
+          <w:bottom w:val="single" w:color="0A4A92" w:sz="18" w:space="4"/>
         </w:pBdr>
         <w:spacing w:after="160" w:before="360"/>
       </w:pPr>
@@ -1295,23 +1349,23 @@
           <w:rFonts w:ascii="Calibri" w:cs="Calibri" w:eastAsia="Calibri" w:hAnsi="Calibri"/>
           <w:b/>
           <w:bCs/>
-          <w:color w:val="0F766E"/>
-          <w:sz w:val="30"/>
-          <w:szCs w:val="30"/>
-        </w:rPr>
-        <w:t xml:space="preserve">Estructura sugerida para un curso</w:t>
+          <w:color w:val="1D1D1B"/>
+          <w:sz w:val="28"/>
+          <w:szCs w:val="28"/>
+        </w:rPr>
+        <w:t xml:space="preserve">ESTRUCTURA SUGERIDA PARA UN CURSO</w:t>
       </w:r>
     </w:p>
     <w:tbl>
       <w:tblPr>
         <w:tblW w:type="dxa" w:w="10080"/>
         <w:tblBorders>
-          <w:top w:val="single" w:color="E5E7EB" w:sz="4"/>
-          <w:left w:val="single" w:color="E5E7EB" w:sz="4"/>
-          <w:bottom w:val="single" w:color="E5E7EB" w:sz="4"/>
-          <w:right w:val="single" w:color="E5E7EB" w:sz="4"/>
-          <w:insideH w:val="single" w:color="E5E7EB" w:sz="4"/>
-          <w:insideV w:val="single" w:color="E5E7EB" w:sz="4"/>
+          <w:top w:val="single" w:color="E2E2DF" w:sz="4"/>
+          <w:left w:val="single" w:color="E2E2DF" w:sz="4"/>
+          <w:bottom w:val="single" w:color="E2E2DF" w:sz="4"/>
+          <w:right w:val="single" w:color="E2E2DF" w:sz="4"/>
+          <w:insideH w:val="single" w:color="E2E2DF" w:sz="4"/>
+          <w:insideV w:val="single" w:color="E2E2DF" w:sz="4"/>
         </w:tblBorders>
         <w:tblLayout w:type="fixed"/>
       </w:tblPr>
@@ -1326,7 +1380,7 @@
         <w:tc>
           <w:tcPr>
             <w:tcW w:type="dxa" w:w="3629"/>
-            <w:shd w:fill="0F766E" w:color="auto" w:val="clear"/>
+            <w:shd w:fill="0A4A92" w:color="auto" w:val="clear"/>
             <w:tcMar>
               <w:top w:type="dxa" w:w="100"/>
               <w:left w:type="dxa" w:w="140"/>
@@ -1354,7 +1408,7 @@
         <w:tc>
           <w:tcPr>
             <w:tcW w:type="dxa" w:w="6451"/>
-            <w:shd w:fill="0F766E" w:color="auto" w:val="clear"/>
+            <w:shd w:fill="0A4A92" w:color="auto" w:val="clear"/>
             <w:tcMar>
               <w:top w:type="dxa" w:w="100"/>
               <w:left w:type="dxa" w:w="140"/>
@@ -1404,7 +1458,7 @@
               <w:rPr>
                 <w:b/>
                 <w:bCs/>
-                <w:color w:val="1F2937"/>
+                <w:color w:val="1D1D1B"/>
                 <w:sz w:val="20"/>
                 <w:szCs w:val="20"/>
               </w:rPr>
@@ -1432,7 +1486,7 @@
               <w:rPr>
                 <w:b w:val="false"/>
                 <w:bCs w:val="false"/>
-                <w:color w:val="1F2937"/>
+                <w:color w:val="1D1D1B"/>
                 <w:sz w:val="20"/>
                 <w:szCs w:val="20"/>
               </w:rPr>
@@ -1448,7 +1502,7 @@
         <w:tc>
           <w:tcPr>
             <w:tcW w:type="dxa" w:w="3629"/>
-            <w:shd w:fill="F9FAFB" w:color="auto" w:val="clear"/>
+            <w:shd w:fill="F4F4F2" w:color="auto" w:val="clear"/>
             <w:tcMar>
               <w:top w:type="dxa" w:w="100"/>
               <w:left w:type="dxa" w:w="140"/>
@@ -1465,7 +1519,7 @@
               <w:rPr>
                 <w:b/>
                 <w:bCs/>
-                <w:color w:val="1F2937"/>
+                <w:color w:val="1D1D1B"/>
                 <w:sz w:val="20"/>
                 <w:szCs w:val="20"/>
               </w:rPr>
@@ -1476,7 +1530,7 @@
         <w:tc>
           <w:tcPr>
             <w:tcW w:type="dxa" w:w="6451"/>
-            <w:shd w:fill="F9FAFB" w:color="auto" w:val="clear"/>
+            <w:shd w:fill="F4F4F2" w:color="auto" w:val="clear"/>
             <w:tcMar>
               <w:top w:type="dxa" w:w="100"/>
               <w:left w:type="dxa" w:w="140"/>
@@ -1493,7 +1547,7 @@
               <w:rPr>
                 <w:b w:val="false"/>
                 <w:bCs w:val="false"/>
-                <w:color w:val="1F2937"/>
+                <w:color w:val="1D1D1B"/>
                 <w:sz w:val="20"/>
                 <w:szCs w:val="20"/>
               </w:rPr>
@@ -1526,7 +1580,7 @@
               <w:rPr>
                 <w:b/>
                 <w:bCs/>
-                <w:color w:val="1F2937"/>
+                <w:color w:val="1D1D1B"/>
                 <w:sz w:val="20"/>
                 <w:szCs w:val="20"/>
               </w:rPr>
@@ -1554,7 +1608,7 @@
               <w:rPr>
                 <w:b w:val="false"/>
                 <w:bCs w:val="false"/>
-                <w:color w:val="1F2937"/>
+                <w:color w:val="1D1D1B"/>
                 <w:sz w:val="20"/>
                 <w:szCs w:val="20"/>
               </w:rPr>
@@ -1574,7 +1628,7 @@
         <w:pStyle w:val="Heading1"/>
         <w:keepNext/>
         <w:pBdr>
-          <w:bottom w:val="single" w:color="0F766E" w:sz="8" w:space="4"/>
+          <w:bottom w:val="single" w:color="0A4A92" w:sz="18" w:space="4"/>
         </w:pBdr>
         <w:spacing w:after="160" w:before="360"/>
       </w:pPr>
@@ -1583,11 +1637,11 @@
           <w:rFonts w:ascii="Calibri" w:cs="Calibri" w:eastAsia="Calibri" w:hAnsi="Calibri"/>
           <w:b/>
           <w:bCs/>
-          <w:color w:val="0F766E"/>
-          <w:sz w:val="30"/>
-          <w:szCs w:val="30"/>
-        </w:rPr>
-        <w:t xml:space="preserve">Buenas prácticas</w:t>
+          <w:color w:val="1D1D1B"/>
+          <w:sz w:val="28"/>
+          <w:szCs w:val="28"/>
+        </w:rPr>
+        <w:t xml:space="preserve">BUENAS PRÁCTICAS</w:t>
       </w:r>
     </w:p>
     <w:p>
@@ -1602,7 +1656,7 @@
       <w:r>
         <w:rPr>
           <w:rFonts w:ascii="Calibri" w:cs="Calibri" w:eastAsia="Calibri" w:hAnsi="Calibri"/>
-          <w:color w:val="1F2937"/>
+          <w:color w:val="1D1D1B"/>
           <w:sz w:val="22"/>
           <w:szCs w:val="22"/>
         </w:rPr>
@@ -1621,7 +1675,7 @@
       <w:r>
         <w:rPr>
           <w:rFonts w:ascii="Calibri" w:cs="Calibri" w:eastAsia="Calibri" w:hAnsi="Calibri"/>
-          <w:color w:val="1F2937"/>
+          <w:color w:val="1D1D1B"/>
           <w:sz w:val="22"/>
           <w:szCs w:val="22"/>
         </w:rPr>
@@ -1640,7 +1694,7 @@
       <w:r>
         <w:rPr>
           <w:rFonts w:ascii="Calibri" w:cs="Calibri" w:eastAsia="Calibri" w:hAnsi="Calibri"/>
-          <w:color w:val="1F2937"/>
+          <w:color w:val="1D1D1B"/>
           <w:sz w:val="22"/>
           <w:szCs w:val="22"/>
         </w:rPr>
@@ -1652,7 +1706,7 @@
         <w:pStyle w:val="Heading1"/>
         <w:keepNext/>
         <w:pBdr>
-          <w:bottom w:val="single" w:color="0F766E" w:sz="8" w:space="4"/>
+          <w:bottom w:val="single" w:color="0A4A92" w:sz="18" w:space="4"/>
         </w:pBdr>
         <w:spacing w:after="160" w:before="360"/>
       </w:pPr>
@@ -1661,23 +1715,23 @@
           <w:rFonts w:ascii="Calibri" w:cs="Calibri" w:eastAsia="Calibri" w:hAnsi="Calibri"/>
           <w:b/>
           <w:bCs/>
-          <w:color w:val="0F766E"/>
-          <w:sz w:val="30"/>
-          <w:szCs w:val="30"/>
-        </w:rPr>
-        <w:t xml:space="preserve">Errores frecuentes y cómo resolverlos</w:t>
+          <w:color w:val="1D1D1B"/>
+          <w:sz w:val="28"/>
+          <w:szCs w:val="28"/>
+        </w:rPr>
+        <w:t xml:space="preserve">ERRORES FRECUENTES Y CÓMO RESOLVERLOS</w:t>
       </w:r>
     </w:p>
     <w:tbl>
       <w:tblPr>
         <w:tblW w:type="dxa" w:w="10080"/>
         <w:tblBorders>
-          <w:top w:val="single" w:color="E5E7EB" w:sz="4"/>
-          <w:left w:val="single" w:color="E5E7EB" w:sz="4"/>
-          <w:bottom w:val="single" w:color="E5E7EB" w:sz="4"/>
-          <w:right w:val="single" w:color="E5E7EB" w:sz="4"/>
-          <w:insideH w:val="single" w:color="E5E7EB" w:sz="4"/>
-          <w:insideV w:val="single" w:color="E5E7EB" w:sz="4"/>
+          <w:top w:val="single" w:color="E2E2DF" w:sz="4"/>
+          <w:left w:val="single" w:color="E2E2DF" w:sz="4"/>
+          <w:bottom w:val="single" w:color="E2E2DF" w:sz="4"/>
+          <w:right w:val="single" w:color="E2E2DF" w:sz="4"/>
+          <w:insideH w:val="single" w:color="E2E2DF" w:sz="4"/>
+          <w:insideV w:val="single" w:color="E2E2DF" w:sz="4"/>
         </w:tblBorders>
         <w:tblLayout w:type="fixed"/>
       </w:tblPr>
@@ -1692,7 +1746,7 @@
         <w:tc>
           <w:tcPr>
             <w:tcW w:type="dxa" w:w="3629"/>
-            <w:shd w:fill="0F766E" w:color="auto" w:val="clear"/>
+            <w:shd w:fill="0A4A92" w:color="auto" w:val="clear"/>
             <w:tcMar>
               <w:top w:type="dxa" w:w="100"/>
               <w:left w:type="dxa" w:w="140"/>
@@ -1720,7 +1774,7 @@
         <w:tc>
           <w:tcPr>
             <w:tcW w:type="dxa" w:w="6451"/>
-            <w:shd w:fill="0F766E" w:color="auto" w:val="clear"/>
+            <w:shd w:fill="0A4A92" w:color="auto" w:val="clear"/>
             <w:tcMar>
               <w:top w:type="dxa" w:w="100"/>
               <w:left w:type="dxa" w:w="140"/>
@@ -1770,7 +1824,7 @@
               <w:rPr>
                 <w:b/>
                 <w:bCs/>
-                <w:color w:val="1F2937"/>
+                <w:color w:val="1D1D1B"/>
                 <w:sz w:val="20"/>
                 <w:szCs w:val="20"/>
               </w:rPr>
@@ -1798,7 +1852,7 @@
               <w:rPr>
                 <w:b w:val="false"/>
                 <w:bCs w:val="false"/>
-                <w:color w:val="1F2937"/>
+                <w:color w:val="1D1D1B"/>
                 <w:sz w:val="20"/>
                 <w:szCs w:val="20"/>
               </w:rPr>
@@ -1814,7 +1868,7 @@
         <w:tc>
           <w:tcPr>
             <w:tcW w:type="dxa" w:w="3629"/>
-            <w:shd w:fill="F9FAFB" w:color="auto" w:val="clear"/>
+            <w:shd w:fill="F4F4F2" w:color="auto" w:val="clear"/>
             <w:tcMar>
               <w:top w:type="dxa" w:w="100"/>
               <w:left w:type="dxa" w:w="140"/>
@@ -1831,7 +1885,7 @@
               <w:rPr>
                 <w:b/>
                 <w:bCs/>
-                <w:color w:val="1F2937"/>
+                <w:color w:val="1D1D1B"/>
                 <w:sz w:val="20"/>
                 <w:szCs w:val="20"/>
               </w:rPr>
@@ -1842,7 +1896,7 @@
         <w:tc>
           <w:tcPr>
             <w:tcW w:type="dxa" w:w="6451"/>
-            <w:shd w:fill="F9FAFB" w:color="auto" w:val="clear"/>
+            <w:shd w:fill="F4F4F2" w:color="auto" w:val="clear"/>
             <w:tcMar>
               <w:top w:type="dxa" w:w="100"/>
               <w:left w:type="dxa" w:w="140"/>
@@ -1859,7 +1913,7 @@
               <w:rPr>
                 <w:b w:val="false"/>
                 <w:bCs w:val="false"/>
-                <w:color w:val="1F2937"/>
+                <w:color w:val="1D1D1B"/>
                 <w:sz w:val="20"/>
                 <w:szCs w:val="20"/>
               </w:rPr>
@@ -1892,7 +1946,7 @@
               <w:rPr>
                 <w:b/>
                 <w:bCs/>
-                <w:color w:val="1F2937"/>
+                <w:color w:val="1D1D1B"/>
                 <w:sz w:val="20"/>
                 <w:szCs w:val="20"/>
               </w:rPr>
@@ -1920,7 +1974,7 @@
               <w:rPr>
                 <w:b w:val="false"/>
                 <w:bCs w:val="false"/>
-                <w:color w:val="1F2937"/>
+                <w:color w:val="1D1D1B"/>
                 <w:sz w:val="20"/>
                 <w:szCs w:val="20"/>
               </w:rPr>
@@ -1940,7 +1994,7 @@
         <w:pStyle w:val="Heading1"/>
         <w:keepNext/>
         <w:pBdr>
-          <w:bottom w:val="single" w:color="0F766E" w:sz="8" w:space="4"/>
+          <w:bottom w:val="single" w:color="0A4A92" w:sz="18" w:space="4"/>
         </w:pBdr>
         <w:spacing w:after="160" w:before="360"/>
       </w:pPr>
@@ -1949,11 +2003,11 @@
           <w:rFonts w:ascii="Calibri" w:cs="Calibri" w:eastAsia="Calibri" w:hAnsi="Calibri"/>
           <w:b/>
           <w:bCs/>
-          <w:color w:val="0F766E"/>
-          <w:sz w:val="30"/>
-          <w:szCs w:val="30"/>
-        </w:rPr>
-        <w:t xml:space="preserve">Reto práctico</w:t>
+          <w:color w:val="1D1D1B"/>
+          <w:sz w:val="28"/>
+          <w:szCs w:val="28"/>
+        </w:rPr>
+        <w:t xml:space="preserve">RETO PRÁCTICO</w:t>
       </w:r>
     </w:p>
     <w:tbl>
@@ -1978,11 +2032,11 @@
             <w:tcW w:type="dxa" w:w="10080"/>
             <w:tcBorders>
               <w:top w:val="none" w:color="FFFFFF" w:sz="0"/>
-              <w:left w:val="single" w:color="0F766E" w:sz="24"/>
+              <w:left w:val="single" w:color="1D1D1B" w:sz="24"/>
               <w:bottom w:val="none" w:color="FFFFFF" w:sz="0"/>
               <w:right w:val="none" w:color="FFFFFF" w:sz="0"/>
             </w:tcBorders>
-            <w:shd w:fill="E7F5F2" w:color="auto" w:val="clear"/>
+            <w:shd w:fill="F4F4F2" w:color="auto" w:val="clear"/>
             <w:tcMar>
               <w:top w:type="dxa" w:w="160"/>
               <w:left w:type="dxa" w:w="240"/>
@@ -1999,7 +2053,7 @@
                 <w:rFonts w:ascii="Calibri" w:cs="Calibri" w:eastAsia="Calibri" w:hAnsi="Calibri"/>
                 <w:b/>
                 <w:bCs/>
-                <w:color w:val="0F766E"/>
+                <w:color w:val="1D1D1B"/>
                 <w:spacing w:val="20"/>
                 <w:sz w:val="17"/>
                 <w:szCs w:val="17"/>
@@ -2014,7 +2068,7 @@
             <w:r>
               <w:rPr>
                 <w:rFonts w:ascii="Calibri" w:cs="Calibri" w:eastAsia="Calibri" w:hAnsi="Calibri"/>
-                <w:color w:val="1F2937"/>
+                <w:color w:val="1D1D1B"/>
                 <w:sz w:val="22"/>
                 <w:szCs w:val="22"/>
               </w:rPr>
@@ -2034,7 +2088,7 @@
         <w:pStyle w:val="Heading1"/>
         <w:keepNext/>
         <w:pBdr>
-          <w:bottom w:val="single" w:color="0F766E" w:sz="8" w:space="4"/>
+          <w:bottom w:val="single" w:color="0A4A92" w:sz="18" w:space="4"/>
         </w:pBdr>
         <w:spacing w:after="160" w:before="360"/>
       </w:pPr>
@@ -2043,11 +2097,11 @@
           <w:rFonts w:ascii="Calibri" w:cs="Calibri" w:eastAsia="Calibri" w:hAnsi="Calibri"/>
           <w:b/>
           <w:bCs/>
-          <w:color w:val="0F766E"/>
-          <w:sz w:val="30"/>
-          <w:szCs w:val="30"/>
-        </w:rPr>
-        <w:t xml:space="preserve">Verifica tu avance</w:t>
+          <w:color w:val="1D1D1B"/>
+          <w:sz w:val="28"/>
+          <w:szCs w:val="28"/>
+        </w:rPr>
+        <w:t xml:space="preserve">VERIFICA TU AVANCE</w:t>
       </w:r>
     </w:p>
     <w:p>
@@ -2061,7 +2115,7 @@
       <w:r>
         <w:rPr>
           <w:rFonts w:ascii="Segoe UI Symbol" w:cs="Segoe UI Symbol" w:eastAsia="Segoe UI Symbol" w:hAnsi="Segoe UI Symbol"/>
-          <w:color w:val="4B5563"/>
+          <w:color w:val="5C5C5A"/>
           <w:sz w:val="26"/>
           <w:szCs w:val="26"/>
         </w:rPr>
@@ -2070,7 +2124,7 @@
       <w:r>
         <w:rPr>
           <w:rFonts w:ascii="Calibri" w:cs="Calibri" w:eastAsia="Calibri" w:hAnsi="Calibri"/>
-          <w:color w:val="1F2937"/>
+          <w:color w:val="1D1D1B"/>
           <w:sz w:val="22"/>
           <w:szCs w:val="22"/>
         </w:rPr>
@@ -2088,7 +2142,7 @@
       <w:r>
         <w:rPr>
           <w:rFonts w:ascii="Segoe UI Symbol" w:cs="Segoe UI Symbol" w:eastAsia="Segoe UI Symbol" w:hAnsi="Segoe UI Symbol"/>
-          <w:color w:val="4B5563"/>
+          <w:color w:val="5C5C5A"/>
           <w:sz w:val="26"/>
           <w:szCs w:val="26"/>
         </w:rPr>
@@ -2097,7 +2151,7 @@
       <w:r>
         <w:rPr>
           <w:rFonts w:ascii="Calibri" w:cs="Calibri" w:eastAsia="Calibri" w:hAnsi="Calibri"/>
-          <w:color w:val="1F2937"/>
+          <w:color w:val="1D1D1B"/>
           <w:sz w:val="22"/>
           <w:szCs w:val="22"/>
         </w:rPr>
@@ -2115,7 +2169,7 @@
       <w:r>
         <w:rPr>
           <w:rFonts w:ascii="Segoe UI Symbol" w:cs="Segoe UI Symbol" w:eastAsia="Segoe UI Symbol" w:hAnsi="Segoe UI Symbol"/>
-          <w:color w:val="4B5563"/>
+          <w:color w:val="5C5C5A"/>
           <w:sz w:val="26"/>
           <w:szCs w:val="26"/>
         </w:rPr>
@@ -2124,7 +2178,7 @@
       <w:r>
         <w:rPr>
           <w:rFonts w:ascii="Calibri" w:cs="Calibri" w:eastAsia="Calibri" w:hAnsi="Calibri"/>
-          <w:color w:val="1F2937"/>
+          <w:color w:val="1D1D1B"/>
           <w:sz w:val="22"/>
           <w:szCs w:val="22"/>
         </w:rPr>
@@ -2142,7 +2196,7 @@
       <w:r>
         <w:rPr>
           <w:rFonts w:ascii="Segoe UI Symbol" w:cs="Segoe UI Symbol" w:eastAsia="Segoe UI Symbol" w:hAnsi="Segoe UI Symbol"/>
-          <w:color w:val="4B5563"/>
+          <w:color w:val="5C5C5A"/>
           <w:sz w:val="26"/>
           <w:szCs w:val="26"/>
         </w:rPr>
@@ -2151,7 +2205,7 @@
       <w:r>
         <w:rPr>
           <w:rFonts w:ascii="Calibri" w:cs="Calibri" w:eastAsia="Calibri" w:hAnsi="Calibri"/>
-          <w:color w:val="1F2937"/>
+          <w:color w:val="1D1D1B"/>
           <w:sz w:val="22"/>
           <w:szCs w:val="22"/>
         </w:rPr>
@@ -2185,11 +2239,11 @@
             <w:tcW w:type="dxa" w:w="10080"/>
             <w:tcBorders>
               <w:top w:val="none" w:color="FFFFFF" w:sz="0"/>
-              <w:left w:val="none" w:color="FFFFFF" w:sz="0"/>
+              <w:left w:val="single" w:color="EF7D00" w:sz="24"/>
               <w:bottom w:val="none" w:color="FFFFFF" w:sz="0"/>
               <w:right w:val="none" w:color="FFFFFF" w:sz="0"/>
             </w:tcBorders>
-            <w:shd w:fill="1F2937" w:color="auto" w:val="clear"/>
+            <w:shd w:fill="1D1D1B" w:color="auto" w:val="clear"/>
             <w:tcMar>
               <w:top w:type="dxa" w:w="240"/>
               <w:left w:type="dxa" w:w="300"/>
@@ -2206,7 +2260,7 @@
                 <w:rFonts w:ascii="Calibri" w:cs="Calibri" w:eastAsia="Calibri" w:hAnsi="Calibri"/>
                 <w:b/>
                 <w:bCs/>
-                <w:color w:val="FFFFFF"/>
+                <w:color w:val="EF7D00"/>
                 <w:sz w:val="24"/>
                 <w:szCs w:val="24"/>
               </w:rPr>
@@ -2301,7 +2355,7 @@
     <w:r>
       <w:rPr>
         <w:rFonts w:ascii="Calibri" w:cs="Calibri" w:eastAsia="Calibri" w:hAnsi="Calibri"/>
-        <w:color w:val="4B5563"/>
+        <w:color w:val="5C5C5A"/>
         <w:sz w:val="16"/>
         <w:szCs w:val="16"/>
       </w:rPr>
@@ -2310,7 +2364,7 @@
     <w:r>
       <w:rPr>
         <w:rFonts w:ascii="Calibri" w:cs="Calibri" w:eastAsia="Calibri" w:hAnsi="Calibri"/>
-        <w:color w:val="4B5563"/>
+        <w:color w:val="5C5C5A"/>
         <w:sz w:val="16"/>
         <w:szCs w:val="16"/>
       </w:rPr>
@@ -2319,7 +2373,7 @@
     <w:r>
       <w:rPr>
         <w:rFonts w:ascii="Calibri" w:cs="Calibri" w:eastAsia="Calibri" w:hAnsi="Calibri"/>
-        <w:color w:val="4B5563"/>
+        <w:color w:val="5C5C5A"/>
         <w:sz w:val="16"/>
         <w:szCs w:val="16"/>
       </w:rPr>
@@ -2331,7 +2385,7 @@
     <w:r>
       <w:rPr>
         <w:rFonts w:ascii="Calibri" w:cs="Calibri" w:eastAsia="Calibri" w:hAnsi="Calibri"/>
-        <w:color w:val="4B5563"/>
+        <w:color w:val="5C5C5A"/>
         <w:sz w:val="16"/>
         <w:szCs w:val="16"/>
       </w:rPr>
@@ -2340,7 +2394,7 @@
     <w:r>
       <w:rPr>
         <w:rFonts w:ascii="Calibri" w:cs="Calibri" w:eastAsia="Calibri" w:hAnsi="Calibri"/>
-        <w:color w:val="4B5563"/>
+        <w:color w:val="5C5C5A"/>
         <w:sz w:val="16"/>
         <w:szCs w:val="16"/>
       </w:rPr>
@@ -2395,7 +2449,7 @@
   <w:p>
     <w:pPr>
       <w:pBdr>
-        <w:bottom w:val="single" w:color="E5E7EB" w:sz="4" w:space="6"/>
+        <w:bottom w:val="single" w:color="E2E2DF" w:sz="4" w:space="6"/>
       </w:pBdr>
       <w:tabs>
         <w:tab w:val="right" w:pos="10080"/>
@@ -2406,7 +2460,7 @@
         <w:rFonts w:ascii="Calibri" w:cs="Calibri" w:eastAsia="Calibri" w:hAnsi="Calibri"/>
         <w:b/>
         <w:bCs/>
-        <w:color w:val="EF6C00"/>
+        <w:color w:val="A65200"/>
         <w:sz w:val="17"/>
         <w:szCs w:val="17"/>
       </w:rPr>
@@ -2415,7 +2469,7 @@
     <w:r>
       <w:rPr>
         <w:rFonts w:ascii="Calibri" w:cs="Calibri" w:eastAsia="Calibri" w:hAnsi="Calibri"/>
-        <w:color w:val="4B5563"/>
+        <w:color w:val="5C5C5A"/>
         <w:sz w:val="17"/>
         <w:szCs w:val="17"/>
       </w:rPr>
@@ -2426,7 +2480,7 @@
         <w:rFonts w:ascii="Calibri" w:cs="Calibri" w:eastAsia="Calibri" w:hAnsi="Calibri"/>
         <w:b/>
         <w:bCs/>
-        <w:color w:val="0F766E"/>
+        <w:color w:val="0A4A92"/>
         <w:sz w:val="17"/>
         <w:szCs w:val="17"/>
       </w:rPr>
@@ -2535,7 +2589,7 @@
       <w:rPr>
         <w:b/>
         <w:bCs/>
-        <w:color w:val="0F766E"/>
+        <w:color w:val="EF7D00"/>
       </w:rPr>
     </w:lvl>
   </w:abstractNum>
@@ -2560,7 +2614,7 @@
     <w:rPrDefault>
       <w:rPr>
         <w:rFonts w:ascii="Calibri" w:cs="Calibri" w:eastAsia="Calibri" w:hAnsi="Calibri"/>
-        <w:color w:val="1F2937"/>
+        <w:color w:val="1D1D1B"/>
         <w:sz w:val="22"/>
         <w:szCs w:val="22"/>
       </w:rPr>
@@ -2740,9 +2794,9 @@
       <w:rFonts w:ascii="Calibri" w:cs="Calibri" w:eastAsia="Calibri" w:hAnsi="Calibri"/>
       <w:b/>
       <w:bCs/>
-      <w:color w:val="0F766E"/>
-      <w:sz w:val="30"/>
-      <w:szCs w:val="30"/>
+      <w:color w:val="1D1D1B"/>
+      <w:sz w:val="28"/>
+      <w:szCs w:val="28"/>
     </w:rPr>
   </w:style>
   <w:style w:type="paragraph" w:styleId="Heading2">
@@ -2757,7 +2811,7 @@
       <w:rFonts w:ascii="Calibri" w:cs="Calibri" w:eastAsia="Calibri" w:hAnsi="Calibri"/>
       <w:b/>
       <w:bCs/>
-      <w:color w:val="1F2937"/>
+      <w:color w:val="1D1D1B"/>
       <w:sz w:val="24"/>
       <w:szCs w:val="24"/>
     </w:rPr>
@@ -2774,7 +2828,7 @@
       <w:rFonts w:ascii="Calibri" w:cs="Calibri" w:eastAsia="Calibri" w:hAnsi="Calibri"/>
       <w:b/>
       <w:bCs/>
-      <w:color w:val="1F2937"/>
+      <w:color w:val="1D1D1B"/>
       <w:sz w:val="23"/>
       <w:szCs w:val="23"/>
     </w:rPr>

--- a/word/Capsula_02_Activa_la_edicion_y_organiza_tu_curso.docx
+++ b/word/Capsula_02_Activa_la_edicion_y_organiza_tu_curso.docx
@@ -74,7 +74,7 @@
               <w:bottom w:val="none" w:color="FFFFFF" w:sz="0"/>
               <w:right w:val="none" w:color="FFFFFF" w:sz="0"/>
             </w:tcBorders>
-            <w:shd w:fill="0A4A92" w:color="auto" w:val="clear"/>
+            <w:shd w:fill="0D2227" w:color="auto" w:val="clear"/>
             <w:tcMar>
               <w:top w:type="dxa" w:w="360"/>
               <w:left w:type="dxa" w:w="360"/>
@@ -91,7 +91,7 @@
                 <w:rFonts w:ascii="Calibri" w:cs="Calibri" w:eastAsia="Calibri" w:hAnsi="Calibri"/>
                 <w:b/>
                 <w:bCs/>
-                <w:color w:val="FFFFFF"/>
+                <w:color w:val="B4C4C6"/>
                 <w:spacing w:val="30"/>
                 <w:sz w:val="18"/>
                 <w:szCs w:val="18"/>
@@ -106,9 +106,7 @@
             <w:r>
               <w:rPr>
                 <w:rFonts w:ascii="Calibri" w:cs="Calibri" w:eastAsia="Calibri" w:hAnsi="Calibri"/>
-                <w:b/>
-                <w:bCs/>
-                <w:color w:val="FFFFFF"/>
+                <w:color w:val="FAFBF7"/>
                 <w:sz w:val="48"/>
                 <w:szCs w:val="48"/>
               </w:rPr>
@@ -121,7 +119,7 @@
     <w:p>
       <w:pPr>
         <w:pBdr>
-          <w:top w:val="single" w:color="EF7D00" w:sz="36" w:space="0"/>
+          <w:top w:val="single" w:color="1399B0" w:sz="36" w:space="0"/>
         </w:pBdr>
         <w:spacing w:after="0"/>
       </w:pPr>
@@ -135,7 +133,7 @@
           <w:bottom w:val="none" w:color="FFFFFF" w:sz="0"/>
           <w:right w:val="none" w:color="FFFFFF" w:sz="0"/>
           <w:insideH w:val="none" w:color="FFFFFF" w:sz="0"/>
-          <w:insideV w:val="single" w:color="E2E2DF" w:sz="4"/>
+          <w:insideV w:val="single" w:color="CAD6D0" w:sz="4"/>
         </w:tblBorders>
         <w:tblLayout w:type="fixed"/>
       </w:tblPr>
@@ -149,7 +147,7 @@
         <w:tc>
           <w:tcPr>
             <w:tcW w:type="dxa" w:w="2520"/>
-            <w:shd w:fill="E8EEF7" w:color="auto" w:val="clear"/>
+            <w:shd w:fill="E8F2E9" w:color="auto" w:val="clear"/>
             <w:tcMar>
               <w:top w:type="dxa" w:w="140"/>
               <w:left w:type="dxa" w:w="200"/>
@@ -166,7 +164,7 @@
                 <w:rFonts w:ascii="Calibri" w:cs="Calibri" w:eastAsia="Calibri" w:hAnsi="Calibri"/>
                 <w:b/>
                 <w:bCs/>
-                <w:color w:val="5C5C5A"/>
+                <w:color w:val="52656A"/>
                 <w:spacing w:val="20"/>
                 <w:sz w:val="15"/>
                 <w:szCs w:val="15"/>
@@ -180,7 +178,7 @@
                 <w:rFonts w:ascii="Calibri" w:cs="Calibri" w:eastAsia="Calibri" w:hAnsi="Calibri"/>
                 <w:b/>
                 <w:bCs/>
-                <w:color w:val="1D1D1B"/>
+                <w:color w:val="183A43"/>
                 <w:sz w:val="20"/>
                 <w:szCs w:val="20"/>
               </w:rPr>
@@ -191,7 +189,7 @@
         <w:tc>
           <w:tcPr>
             <w:tcW w:type="dxa" w:w="2520"/>
-            <w:shd w:fill="E8EEF7" w:color="auto" w:val="clear"/>
+            <w:shd w:fill="E8F2E9" w:color="auto" w:val="clear"/>
             <w:tcMar>
               <w:top w:type="dxa" w:w="140"/>
               <w:left w:type="dxa" w:w="200"/>
@@ -208,7 +206,7 @@
                 <w:rFonts w:ascii="Calibri" w:cs="Calibri" w:eastAsia="Calibri" w:hAnsi="Calibri"/>
                 <w:b/>
                 <w:bCs/>
-                <w:color w:val="5C5C5A"/>
+                <w:color w:val="52656A"/>
                 <w:spacing w:val="20"/>
                 <w:sz w:val="15"/>
                 <w:szCs w:val="15"/>
@@ -222,7 +220,7 @@
                 <w:rFonts w:ascii="Calibri" w:cs="Calibri" w:eastAsia="Calibri" w:hAnsi="Calibri"/>
                 <w:b/>
                 <w:bCs/>
-                <w:color w:val="1D1D1B"/>
+                <w:color w:val="183A43"/>
                 <w:sz w:val="20"/>
                 <w:szCs w:val="20"/>
               </w:rPr>
@@ -233,7 +231,7 @@
         <w:tc>
           <w:tcPr>
             <w:tcW w:type="dxa" w:w="2520"/>
-            <w:shd w:fill="E8EEF7" w:color="auto" w:val="clear"/>
+            <w:shd w:fill="E8F2E9" w:color="auto" w:val="clear"/>
             <w:tcMar>
               <w:top w:type="dxa" w:w="140"/>
               <w:left w:type="dxa" w:w="200"/>
@@ -250,7 +248,7 @@
                 <w:rFonts w:ascii="Calibri" w:cs="Calibri" w:eastAsia="Calibri" w:hAnsi="Calibri"/>
                 <w:b/>
                 <w:bCs/>
-                <w:color w:val="5C5C5A"/>
+                <w:color w:val="52656A"/>
                 <w:spacing w:val="20"/>
                 <w:sz w:val="15"/>
                 <w:szCs w:val="15"/>
@@ -264,7 +262,7 @@
                 <w:rFonts w:ascii="Calibri" w:cs="Calibri" w:eastAsia="Calibri" w:hAnsi="Calibri"/>
                 <w:b/>
                 <w:bCs/>
-                <w:color w:val="1D1D1B"/>
+                <w:color w:val="183A43"/>
                 <w:sz w:val="20"/>
                 <w:szCs w:val="20"/>
               </w:rPr>
@@ -275,7 +273,7 @@
         <w:tc>
           <w:tcPr>
             <w:tcW w:type="dxa" w:w="2520"/>
-            <w:shd w:fill="E8EEF7" w:color="auto" w:val="clear"/>
+            <w:shd w:fill="E8F2E9" w:color="auto" w:val="clear"/>
             <w:tcMar>
               <w:top w:type="dxa" w:w="140"/>
               <w:left w:type="dxa" w:w="200"/>
@@ -292,7 +290,7 @@
                 <w:rFonts w:ascii="Calibri" w:cs="Calibri" w:eastAsia="Calibri" w:hAnsi="Calibri"/>
                 <w:b/>
                 <w:bCs/>
-                <w:color w:val="5C5C5A"/>
+                <w:color w:val="52656A"/>
                 <w:spacing w:val="20"/>
                 <w:sz w:val="15"/>
                 <w:szCs w:val="15"/>
@@ -306,7 +304,7 @@
                 <w:rFonts w:ascii="Calibri" w:cs="Calibri" w:eastAsia="Calibri" w:hAnsi="Calibri"/>
                 <w:b/>
                 <w:bCs/>
-                <w:color w:val="1D1D1B"/>
+                <w:color w:val="183A43"/>
                 <w:sz w:val="20"/>
                 <w:szCs w:val="20"/>
               </w:rPr>
@@ -326,20 +324,29 @@
         <w:pStyle w:val="Heading1"/>
         <w:keepNext/>
         <w:pBdr>
-          <w:bottom w:val="single" w:color="0A4A92" w:sz="18" w:space="4"/>
+          <w:bottom w:val="single" w:color="CAD6D0" w:sz="4" w:space="4"/>
         </w:pBdr>
         <w:spacing w:after="160" w:before="360"/>
       </w:pPr>
       <w:r>
         <w:rPr>
           <w:rFonts w:ascii="Calibri" w:cs="Calibri" w:eastAsia="Calibri" w:hAnsi="Calibri"/>
+          <w:color w:val="1399B0"/>
+          <w:sz w:val="24"/>
+          <w:szCs w:val="24"/>
+        </w:rPr>
+        <w:t xml:space="preserve">■  </w:t>
+      </w:r>
+      <w:r>
+        <w:rPr>
+          <w:rFonts w:ascii="Calibri" w:cs="Calibri" w:eastAsia="Calibri" w:hAnsi="Calibri"/>
           <w:b/>
           <w:bCs/>
-          <w:color w:val="1D1D1B"/>
-          <w:sz w:val="28"/>
-          <w:szCs w:val="28"/>
-        </w:rPr>
-        <w:t xml:space="preserve">¿QUÉ LOGRARÁS?</w:t>
+          <w:color w:val="183A43"/>
+          <w:sz w:val="30"/>
+          <w:szCs w:val="30"/>
+        </w:rPr>
+        <w:t xml:space="preserve">¿Qué lograrás?</w:t>
       </w:r>
     </w:p>
     <w:tbl>
@@ -364,11 +371,11 @@
             <w:tcW w:type="dxa" w:w="10080"/>
             <w:tcBorders>
               <w:top w:val="none" w:color="FFFFFF" w:sz="0"/>
-              <w:left w:val="single" w:color="0A4A92" w:sz="24"/>
+              <w:left w:val="single" w:color="1399B0" w:sz="24"/>
               <w:bottom w:val="none" w:color="FFFFFF" w:sz="0"/>
               <w:right w:val="none" w:color="FFFFFF" w:sz="0"/>
             </w:tcBorders>
-            <w:shd w:fill="E8EEF7" w:color="auto" w:val="clear"/>
+            <w:shd w:fill="EEEBF8" w:color="auto" w:val="clear"/>
             <w:tcMar>
               <w:top w:type="dxa" w:w="160"/>
               <w:left w:type="dxa" w:w="240"/>
@@ -385,7 +392,7 @@
                 <w:rFonts w:ascii="Calibri" w:cs="Calibri" w:eastAsia="Calibri" w:hAnsi="Calibri"/>
                 <w:b/>
                 <w:bCs/>
-                <w:color w:val="0A4A92"/>
+                <w:color w:val="52656A"/>
                 <w:spacing w:val="20"/>
                 <w:sz w:val="17"/>
                 <w:szCs w:val="17"/>
@@ -400,7 +407,7 @@
             <w:r>
               <w:rPr>
                 <w:rFonts w:ascii="Calibri" w:cs="Calibri" w:eastAsia="Calibri" w:hAnsi="Calibri"/>
-                <w:color w:val="1D1D1B"/>
+                <w:color w:val="183A43"/>
                 <w:sz w:val="23"/>
                 <w:szCs w:val="23"/>
               </w:rPr>
@@ -420,20 +427,29 @@
         <w:pStyle w:val="Heading1"/>
         <w:keepNext/>
         <w:pBdr>
-          <w:bottom w:val="single" w:color="0A4A92" w:sz="18" w:space="4"/>
+          <w:bottom w:val="single" w:color="CAD6D0" w:sz="4" w:space="4"/>
         </w:pBdr>
         <w:spacing w:after="160" w:before="360"/>
       </w:pPr>
       <w:r>
         <w:rPr>
           <w:rFonts w:ascii="Calibri" w:cs="Calibri" w:eastAsia="Calibri" w:hAnsi="Calibri"/>
+          <w:color w:val="1399B0"/>
+          <w:sz w:val="24"/>
+          <w:szCs w:val="24"/>
+        </w:rPr>
+        <w:t xml:space="preserve">■  </w:t>
+      </w:r>
+      <w:r>
+        <w:rPr>
+          <w:rFonts w:ascii="Calibri" w:cs="Calibri" w:eastAsia="Calibri" w:hAnsi="Calibri"/>
           <w:b/>
           <w:bCs/>
-          <w:color w:val="1D1D1B"/>
-          <w:sz w:val="28"/>
-          <w:szCs w:val="28"/>
-        </w:rPr>
-        <w:t xml:space="preserve">PARA EMPEZAR</w:t>
+          <w:color w:val="183A43"/>
+          <w:sz w:val="30"/>
+          <w:szCs w:val="30"/>
+        </w:rPr>
+        <w:t xml:space="preserve">Para empezar</w:t>
       </w:r>
     </w:p>
     <w:p>
@@ -443,7 +459,7 @@
       <w:r>
         <w:rPr>
           <w:rFonts w:ascii="Calibri" w:cs="Calibri" w:eastAsia="Calibri" w:hAnsi="Calibri"/>
-          <w:color w:val="1D1D1B"/>
+          <w:color w:val="183A43"/>
           <w:sz w:val="22"/>
           <w:szCs w:val="22"/>
         </w:rPr>
@@ -457,7 +473,7 @@
       <w:r>
         <w:rPr>
           <w:rFonts w:ascii="Calibri" w:cs="Calibri" w:eastAsia="Calibri" w:hAnsi="Calibri"/>
-          <w:color w:val="1D1D1B"/>
+          <w:color w:val="183A43"/>
           <w:sz w:val="22"/>
           <w:szCs w:val="22"/>
         </w:rPr>
@@ -475,7 +491,7 @@
           <w:rFonts w:ascii="Calibri" w:cs="Calibri" w:eastAsia="Calibri" w:hAnsi="Calibri"/>
           <w:b/>
           <w:bCs/>
-          <w:color w:val="1D1D1B"/>
+          <w:color w:val="183A43"/>
           <w:sz w:val="23"/>
           <w:szCs w:val="23"/>
         </w:rPr>
@@ -494,7 +510,7 @@
       <w:r>
         <w:rPr>
           <w:rFonts w:ascii="Calibri" w:cs="Calibri" w:eastAsia="Calibri" w:hAnsi="Calibri"/>
-          <w:color w:val="1D1D1B"/>
+          <w:color w:val="183A43"/>
           <w:sz w:val="22"/>
           <w:szCs w:val="22"/>
         </w:rPr>
@@ -513,7 +529,7 @@
       <w:r>
         <w:rPr>
           <w:rFonts w:ascii="Calibri" w:cs="Calibri" w:eastAsia="Calibri" w:hAnsi="Calibri"/>
-          <w:color w:val="1D1D1B"/>
+          <w:color w:val="183A43"/>
           <w:sz w:val="22"/>
           <w:szCs w:val="22"/>
         </w:rPr>
@@ -525,20 +541,29 @@
         <w:pStyle w:val="Heading1"/>
         <w:keepNext/>
         <w:pBdr>
-          <w:bottom w:val="single" w:color="0A4A92" w:sz="18" w:space="4"/>
+          <w:bottom w:val="single" w:color="CAD6D0" w:sz="4" w:space="4"/>
         </w:pBdr>
         <w:spacing w:after="160" w:before="360"/>
       </w:pPr>
       <w:r>
         <w:rPr>
           <w:rFonts w:ascii="Calibri" w:cs="Calibri" w:eastAsia="Calibri" w:hAnsi="Calibri"/>
+          <w:color w:val="1399B0"/>
+          <w:sz w:val="24"/>
+          <w:szCs w:val="24"/>
+        </w:rPr>
+        <w:t xml:space="preserve">■  </w:t>
+      </w:r>
+      <w:r>
+        <w:rPr>
+          <w:rFonts w:ascii="Calibri" w:cs="Calibri" w:eastAsia="Calibri" w:hAnsi="Calibri"/>
           <w:b/>
           <w:bCs/>
-          <w:color w:val="1D1D1B"/>
-          <w:sz w:val="28"/>
-          <w:szCs w:val="28"/>
-        </w:rPr>
-        <w:t xml:space="preserve">PASO A PASO</w:t>
+          <w:color w:val="183A43"/>
+          <w:sz w:val="30"/>
+          <w:szCs w:val="30"/>
+        </w:rPr>
+        <w:t xml:space="preserve">Paso a paso</w:t>
       </w:r>
     </w:p>
     <w:p>
@@ -546,9 +571,9 @@
         <w:pStyle w:val="Heading2"/>
         <w:keepNext/>
         <w:pBdr>
-          <w:left w:val="single" w:color="0A4A92" w:sz="36" w:space="8"/>
+          <w:left w:val="single" w:color="1399B0" w:sz="36" w:space="8"/>
         </w:pBdr>
-        <w:shd w:fill="E8EEF7" w:color="auto" w:val="clear"/>
+        <w:shd w:fill="F1F4F0" w:color="auto" w:val="clear"/>
         <w:spacing w:after="100" w:before="280"/>
         <w:ind w:left="160"/>
       </w:pPr>
@@ -557,7 +582,7 @@
           <w:rFonts w:ascii="Calibri" w:cs="Calibri" w:eastAsia="Calibri" w:hAnsi="Calibri"/>
           <w:b/>
           <w:bCs/>
-          <w:color w:val="0A4A92"/>
+          <w:color w:val="52656A"/>
           <w:spacing w:val="20"/>
           <w:sz w:val="18"/>
           <w:szCs w:val="18"/>
@@ -575,7 +600,7 @@
           <w:rFonts w:ascii="Calibri" w:cs="Calibri" w:eastAsia="Calibri" w:hAnsi="Calibri"/>
           <w:b/>
           <w:bCs/>
-          <w:color w:val="1D1D1B"/>
+          <w:color w:val="183A43"/>
           <w:sz w:val="24"/>
           <w:szCs w:val="24"/>
         </w:rPr>
@@ -594,7 +619,7 @@
       <w:r>
         <w:rPr>
           <w:rFonts w:ascii="Calibri" w:cs="Calibri" w:eastAsia="Calibri" w:hAnsi="Calibri"/>
-          <w:color w:val="1D1D1B"/>
+          <w:color w:val="183A43"/>
           <w:sz w:val="22"/>
           <w:szCs w:val="22"/>
         </w:rPr>
@@ -613,7 +638,7 @@
       <w:r>
         <w:rPr>
           <w:rFonts w:ascii="Calibri" w:cs="Calibri" w:eastAsia="Calibri" w:hAnsi="Calibri"/>
-          <w:color w:val="1D1D1B"/>
+          <w:color w:val="183A43"/>
           <w:sz w:val="22"/>
           <w:szCs w:val="22"/>
         </w:rPr>
@@ -642,11 +667,11 @@
             <w:tcW w:type="dxa" w:w="10080"/>
             <w:tcBorders>
               <w:top w:val="none" w:color="FFFFFF" w:sz="0"/>
-              <w:left w:val="single" w:color="EF7D00" w:sz="24"/>
+              <w:left w:val="single" w:color="F37012" w:sz="24"/>
               <w:bottom w:val="none" w:color="FFFFFF" w:sz="0"/>
               <w:right w:val="none" w:color="FFFFFF" w:sz="0"/>
             </w:tcBorders>
-            <w:shd w:fill="FFF4DC" w:color="auto" w:val="clear"/>
+            <w:shd w:fill="E8F2E9" w:color="auto" w:val="clear"/>
             <w:tcMar>
               <w:top w:type="dxa" w:w="160"/>
               <w:left w:type="dxa" w:w="240"/>
@@ -663,7 +688,7 @@
                 <w:rFonts w:ascii="Calibri" w:cs="Calibri" w:eastAsia="Calibri" w:hAnsi="Calibri"/>
                 <w:b/>
                 <w:bCs/>
-                <w:color w:val="8A5A00"/>
+                <w:color w:val="52656A"/>
                 <w:spacing w:val="20"/>
                 <w:sz w:val="17"/>
                 <w:szCs w:val="17"/>
@@ -678,7 +703,7 @@
             <w:r>
               <w:rPr>
                 <w:rFonts w:ascii="Calibri" w:cs="Calibri" w:eastAsia="Calibri" w:hAnsi="Calibri"/>
-                <w:color w:val="1D1D1B"/>
+                <w:color w:val="183A43"/>
                 <w:sz w:val="22"/>
                 <w:szCs w:val="22"/>
               </w:rPr>
@@ -698,9 +723,9 @@
         <w:pStyle w:val="Heading2"/>
         <w:keepNext/>
         <w:pBdr>
-          <w:left w:val="single" w:color="0A4A92" w:sz="36" w:space="8"/>
+          <w:left w:val="single" w:color="1399B0" w:sz="36" w:space="8"/>
         </w:pBdr>
-        <w:shd w:fill="E8EEF7" w:color="auto" w:val="clear"/>
+        <w:shd w:fill="F1F4F0" w:color="auto" w:val="clear"/>
         <w:spacing w:after="100" w:before="280"/>
         <w:ind w:left="160"/>
       </w:pPr>
@@ -709,7 +734,7 @@
           <w:rFonts w:ascii="Calibri" w:cs="Calibri" w:eastAsia="Calibri" w:hAnsi="Calibri"/>
           <w:b/>
           <w:bCs/>
-          <w:color w:val="0A4A92"/>
+          <w:color w:val="52656A"/>
           <w:spacing w:val="20"/>
           <w:sz w:val="18"/>
           <w:szCs w:val="18"/>
@@ -727,7 +752,7 @@
           <w:rFonts w:ascii="Calibri" w:cs="Calibri" w:eastAsia="Calibri" w:hAnsi="Calibri"/>
           <w:b/>
           <w:bCs/>
-          <w:color w:val="1D1D1B"/>
+          <w:color w:val="183A43"/>
           <w:sz w:val="24"/>
           <w:szCs w:val="24"/>
         </w:rPr>
@@ -746,7 +771,7 @@
       <w:r>
         <w:rPr>
           <w:rFonts w:ascii="Calibri" w:cs="Calibri" w:eastAsia="Calibri" w:hAnsi="Calibri"/>
-          <w:color w:val="1D1D1B"/>
+          <w:color w:val="183A43"/>
           <w:sz w:val="22"/>
           <w:szCs w:val="22"/>
         </w:rPr>
@@ -765,7 +790,7 @@
       <w:r>
         <w:rPr>
           <w:rFonts w:ascii="Calibri" w:cs="Calibri" w:eastAsia="Calibri" w:hAnsi="Calibri"/>
-          <w:color w:val="1D1D1B"/>
+          <w:color w:val="183A43"/>
           <w:sz w:val="22"/>
           <w:szCs w:val="22"/>
         </w:rPr>
@@ -784,7 +809,7 @@
       <w:r>
         <w:rPr>
           <w:rFonts w:ascii="Calibri" w:cs="Calibri" w:eastAsia="Calibri" w:hAnsi="Calibri"/>
-          <w:color w:val="1D1D1B"/>
+          <w:color w:val="183A43"/>
           <w:sz w:val="22"/>
           <w:szCs w:val="22"/>
         </w:rPr>
@@ -803,7 +828,7 @@
       <w:r>
         <w:rPr>
           <w:rFonts w:ascii="Calibri" w:cs="Calibri" w:eastAsia="Calibri" w:hAnsi="Calibri"/>
-          <w:color w:val="1D1D1B"/>
+          <w:color w:val="183A43"/>
           <w:sz w:val="22"/>
           <w:szCs w:val="22"/>
         </w:rPr>
@@ -815,9 +840,9 @@
         <w:pStyle w:val="Heading2"/>
         <w:keepNext/>
         <w:pBdr>
-          <w:left w:val="single" w:color="0A4A92" w:sz="36" w:space="8"/>
+          <w:left w:val="single" w:color="1399B0" w:sz="36" w:space="8"/>
         </w:pBdr>
-        <w:shd w:fill="E8EEF7" w:color="auto" w:val="clear"/>
+        <w:shd w:fill="F1F4F0" w:color="auto" w:val="clear"/>
         <w:spacing w:after="100" w:before="280"/>
         <w:ind w:left="160"/>
       </w:pPr>
@@ -826,7 +851,7 @@
           <w:rFonts w:ascii="Calibri" w:cs="Calibri" w:eastAsia="Calibri" w:hAnsi="Calibri"/>
           <w:b/>
           <w:bCs/>
-          <w:color w:val="0A4A92"/>
+          <w:color w:val="52656A"/>
           <w:spacing w:val="20"/>
           <w:sz w:val="18"/>
           <w:szCs w:val="18"/>
@@ -844,7 +869,7 @@
           <w:rFonts w:ascii="Calibri" w:cs="Calibri" w:eastAsia="Calibri" w:hAnsi="Calibri"/>
           <w:b/>
           <w:bCs/>
-          <w:color w:val="1D1D1B"/>
+          <w:color w:val="183A43"/>
           <w:sz w:val="24"/>
           <w:szCs w:val="24"/>
         </w:rPr>
@@ -863,7 +888,7 @@
       <w:r>
         <w:rPr>
           <w:rFonts w:ascii="Calibri" w:cs="Calibri" w:eastAsia="Calibri" w:hAnsi="Calibri"/>
-          <w:color w:val="1D1D1B"/>
+          <w:color w:val="183A43"/>
           <w:sz w:val="22"/>
           <w:szCs w:val="22"/>
         </w:rPr>
@@ -882,7 +907,7 @@
       <w:r>
         <w:rPr>
           <w:rFonts w:ascii="Calibri" w:cs="Calibri" w:eastAsia="Calibri" w:hAnsi="Calibri"/>
-          <w:color w:val="1D1D1B"/>
+          <w:color w:val="183A43"/>
           <w:sz w:val="22"/>
           <w:szCs w:val="22"/>
         </w:rPr>
@@ -894,9 +919,9 @@
         <w:pStyle w:val="Heading2"/>
         <w:keepNext/>
         <w:pBdr>
-          <w:left w:val="single" w:color="0A4A92" w:sz="36" w:space="8"/>
+          <w:left w:val="single" w:color="1399B0" w:sz="36" w:space="8"/>
         </w:pBdr>
-        <w:shd w:fill="E8EEF7" w:color="auto" w:val="clear"/>
+        <w:shd w:fill="F1F4F0" w:color="auto" w:val="clear"/>
         <w:spacing w:after="100" w:before="280"/>
         <w:ind w:left="160"/>
       </w:pPr>
@@ -905,7 +930,7 @@
           <w:rFonts w:ascii="Calibri" w:cs="Calibri" w:eastAsia="Calibri" w:hAnsi="Calibri"/>
           <w:b/>
           <w:bCs/>
-          <w:color w:val="0A4A92"/>
+          <w:color w:val="52656A"/>
           <w:spacing w:val="20"/>
           <w:sz w:val="18"/>
           <w:szCs w:val="18"/>
@@ -923,7 +948,7 @@
           <w:rFonts w:ascii="Calibri" w:cs="Calibri" w:eastAsia="Calibri" w:hAnsi="Calibri"/>
           <w:b/>
           <w:bCs/>
-          <w:color w:val="1D1D1B"/>
+          <w:color w:val="183A43"/>
           <w:sz w:val="24"/>
           <w:szCs w:val="24"/>
         </w:rPr>
@@ -942,7 +967,7 @@
       <w:r>
         <w:rPr>
           <w:rFonts w:ascii="Calibri" w:cs="Calibri" w:eastAsia="Calibri" w:hAnsi="Calibri"/>
-          <w:color w:val="1D1D1B"/>
+          <w:color w:val="183A43"/>
           <w:sz w:val="22"/>
           <w:szCs w:val="22"/>
         </w:rPr>
@@ -961,7 +986,7 @@
       <w:r>
         <w:rPr>
           <w:rFonts w:ascii="Calibri" w:cs="Calibri" w:eastAsia="Calibri" w:hAnsi="Calibri"/>
-          <w:color w:val="1D1D1B"/>
+          <w:color w:val="183A43"/>
           <w:sz w:val="22"/>
           <w:szCs w:val="22"/>
         </w:rPr>
@@ -980,7 +1005,7 @@
       <w:r>
         <w:rPr>
           <w:rFonts w:ascii="Calibri" w:cs="Calibri" w:eastAsia="Calibri" w:hAnsi="Calibri"/>
-          <w:color w:val="1D1D1B"/>
+          <w:color w:val="183A43"/>
           <w:sz w:val="22"/>
           <w:szCs w:val="22"/>
         </w:rPr>
@@ -992,9 +1017,9 @@
         <w:pStyle w:val="Heading2"/>
         <w:keepNext/>
         <w:pBdr>
-          <w:left w:val="single" w:color="0A4A92" w:sz="36" w:space="8"/>
+          <w:left w:val="single" w:color="1399B0" w:sz="36" w:space="8"/>
         </w:pBdr>
-        <w:shd w:fill="E8EEF7" w:color="auto" w:val="clear"/>
+        <w:shd w:fill="F1F4F0" w:color="auto" w:val="clear"/>
         <w:spacing w:after="100" w:before="280"/>
         <w:ind w:left="160"/>
       </w:pPr>
@@ -1003,7 +1028,7 @@
           <w:rFonts w:ascii="Calibri" w:cs="Calibri" w:eastAsia="Calibri" w:hAnsi="Calibri"/>
           <w:b/>
           <w:bCs/>
-          <w:color w:val="0A4A92"/>
+          <w:color w:val="52656A"/>
           <w:spacing w:val="20"/>
           <w:sz w:val="18"/>
           <w:szCs w:val="18"/>
@@ -1021,7 +1046,7 @@
           <w:rFonts w:ascii="Calibri" w:cs="Calibri" w:eastAsia="Calibri" w:hAnsi="Calibri"/>
           <w:b/>
           <w:bCs/>
-          <w:color w:val="1D1D1B"/>
+          <w:color w:val="183A43"/>
           <w:sz w:val="24"/>
           <w:szCs w:val="24"/>
         </w:rPr>
@@ -1040,7 +1065,7 @@
       <w:r>
         <w:rPr>
           <w:rFonts w:ascii="Calibri" w:cs="Calibri" w:eastAsia="Calibri" w:hAnsi="Calibri"/>
-          <w:color w:val="1D1D1B"/>
+          <w:color w:val="183A43"/>
           <w:sz w:val="22"/>
           <w:szCs w:val="22"/>
         </w:rPr>
@@ -1059,7 +1084,7 @@
       <w:r>
         <w:rPr>
           <w:rFonts w:ascii="Calibri" w:cs="Calibri" w:eastAsia="Calibri" w:hAnsi="Calibri"/>
-          <w:color w:val="1D1D1B"/>
+          <w:color w:val="183A43"/>
           <w:sz w:val="22"/>
           <w:szCs w:val="22"/>
         </w:rPr>
@@ -1071,9 +1096,9 @@
         <w:pStyle w:val="Heading2"/>
         <w:keepNext/>
         <w:pBdr>
-          <w:left w:val="single" w:color="0A4A92" w:sz="36" w:space="8"/>
+          <w:left w:val="single" w:color="1399B0" w:sz="36" w:space="8"/>
         </w:pBdr>
-        <w:shd w:fill="E8EEF7" w:color="auto" w:val="clear"/>
+        <w:shd w:fill="F1F4F0" w:color="auto" w:val="clear"/>
         <w:spacing w:after="100" w:before="280"/>
         <w:ind w:left="160"/>
       </w:pPr>
@@ -1082,7 +1107,7 @@
           <w:rFonts w:ascii="Calibri" w:cs="Calibri" w:eastAsia="Calibri" w:hAnsi="Calibri"/>
           <w:b/>
           <w:bCs/>
-          <w:color w:val="0A4A92"/>
+          <w:color w:val="52656A"/>
           <w:spacing w:val="20"/>
           <w:sz w:val="18"/>
           <w:szCs w:val="18"/>
@@ -1100,7 +1125,7 @@
           <w:rFonts w:ascii="Calibri" w:cs="Calibri" w:eastAsia="Calibri" w:hAnsi="Calibri"/>
           <w:b/>
           <w:bCs/>
-          <w:color w:val="1D1D1B"/>
+          <w:color w:val="183A43"/>
           <w:sz w:val="24"/>
           <w:szCs w:val="24"/>
         </w:rPr>
@@ -1119,7 +1144,7 @@
       <w:r>
         <w:rPr>
           <w:rFonts w:ascii="Calibri" w:cs="Calibri" w:eastAsia="Calibri" w:hAnsi="Calibri"/>
-          <w:color w:val="1D1D1B"/>
+          <w:color w:val="183A43"/>
           <w:sz w:val="22"/>
           <w:szCs w:val="22"/>
         </w:rPr>
@@ -1138,7 +1163,7 @@
       <w:r>
         <w:rPr>
           <w:rFonts w:ascii="Calibri" w:cs="Calibri" w:eastAsia="Calibri" w:hAnsi="Calibri"/>
-          <w:color w:val="1D1D1B"/>
+          <w:color w:val="183A43"/>
           <w:sz w:val="22"/>
           <w:szCs w:val="22"/>
         </w:rPr>
@@ -1157,7 +1182,7 @@
       <w:r>
         <w:rPr>
           <w:rFonts w:ascii="Calibri" w:cs="Calibri" w:eastAsia="Calibri" w:hAnsi="Calibri"/>
-          <w:color w:val="1D1D1B"/>
+          <w:color w:val="183A43"/>
           <w:sz w:val="22"/>
           <w:szCs w:val="22"/>
         </w:rPr>
@@ -1176,7 +1201,7 @@
       <w:r>
         <w:rPr>
           <w:rFonts w:ascii="Calibri" w:cs="Calibri" w:eastAsia="Calibri" w:hAnsi="Calibri"/>
-          <w:color w:val="1D1D1B"/>
+          <w:color w:val="183A43"/>
           <w:sz w:val="22"/>
           <w:szCs w:val="22"/>
         </w:rPr>
@@ -1205,11 +1230,11 @@
             <w:tcW w:type="dxa" w:w="10080"/>
             <w:tcBorders>
               <w:top w:val="none" w:color="FFFFFF" w:sz="0"/>
-              <w:left w:val="single" w:color="EF7D00" w:sz="24"/>
+              <w:left w:val="single" w:color="F37012" w:sz="24"/>
               <w:bottom w:val="none" w:color="FFFFFF" w:sz="0"/>
               <w:right w:val="none" w:color="FFFFFF" w:sz="0"/>
             </w:tcBorders>
-            <w:shd w:fill="FFF4DC" w:color="auto" w:val="clear"/>
+            <w:shd w:fill="E8F2E9" w:color="auto" w:val="clear"/>
             <w:tcMar>
               <w:top w:type="dxa" w:w="160"/>
               <w:left w:type="dxa" w:w="240"/>
@@ -1226,7 +1251,7 @@
                 <w:rFonts w:ascii="Calibri" w:cs="Calibri" w:eastAsia="Calibri" w:hAnsi="Calibri"/>
                 <w:b/>
                 <w:bCs/>
-                <w:color w:val="8A5A00"/>
+                <w:color w:val="52656A"/>
                 <w:spacing w:val="20"/>
                 <w:sz w:val="17"/>
                 <w:szCs w:val="17"/>
@@ -1241,7 +1266,7 @@
             <w:r>
               <w:rPr>
                 <w:rFonts w:ascii="Calibri" w:cs="Calibri" w:eastAsia="Calibri" w:hAnsi="Calibri"/>
-                <w:color w:val="1D1D1B"/>
+                <w:color w:val="183A43"/>
                 <w:sz w:val="22"/>
                 <w:szCs w:val="22"/>
               </w:rPr>
@@ -1261,9 +1286,9 @@
         <w:pStyle w:val="Heading2"/>
         <w:keepNext/>
         <w:pBdr>
-          <w:left w:val="single" w:color="0A4A92" w:sz="36" w:space="8"/>
+          <w:left w:val="single" w:color="1399B0" w:sz="36" w:space="8"/>
         </w:pBdr>
-        <w:shd w:fill="E8EEF7" w:color="auto" w:val="clear"/>
+        <w:shd w:fill="F1F4F0" w:color="auto" w:val="clear"/>
         <w:spacing w:after="100" w:before="280"/>
         <w:ind w:left="160"/>
       </w:pPr>
@@ -1272,7 +1297,7 @@
           <w:rFonts w:ascii="Calibri" w:cs="Calibri" w:eastAsia="Calibri" w:hAnsi="Calibri"/>
           <w:b/>
           <w:bCs/>
-          <w:color w:val="0A4A92"/>
+          <w:color w:val="52656A"/>
           <w:spacing w:val="20"/>
           <w:sz w:val="18"/>
           <w:szCs w:val="18"/>
@@ -1290,7 +1315,7 @@
           <w:rFonts w:ascii="Calibri" w:cs="Calibri" w:eastAsia="Calibri" w:hAnsi="Calibri"/>
           <w:b/>
           <w:bCs/>
-          <w:color w:val="1D1D1B"/>
+          <w:color w:val="183A43"/>
           <w:sz w:val="24"/>
           <w:szCs w:val="24"/>
         </w:rPr>
@@ -1309,7 +1334,7 @@
       <w:r>
         <w:rPr>
           <w:rFonts w:ascii="Calibri" w:cs="Calibri" w:eastAsia="Calibri" w:hAnsi="Calibri"/>
-          <w:color w:val="1D1D1B"/>
+          <w:color w:val="183A43"/>
           <w:sz w:val="22"/>
           <w:szCs w:val="22"/>
         </w:rPr>
@@ -1328,7 +1353,7 @@
       <w:r>
         <w:rPr>
           <w:rFonts w:ascii="Calibri" w:cs="Calibri" w:eastAsia="Calibri" w:hAnsi="Calibri"/>
-          <w:color w:val="1D1D1B"/>
+          <w:color w:val="183A43"/>
           <w:sz w:val="22"/>
           <w:szCs w:val="22"/>
         </w:rPr>
@@ -1340,32 +1365,41 @@
         <w:pStyle w:val="Heading1"/>
         <w:keepNext/>
         <w:pBdr>
-          <w:bottom w:val="single" w:color="0A4A92" w:sz="18" w:space="4"/>
+          <w:bottom w:val="single" w:color="CAD6D0" w:sz="4" w:space="4"/>
         </w:pBdr>
         <w:spacing w:after="160" w:before="360"/>
       </w:pPr>
       <w:r>
         <w:rPr>
           <w:rFonts w:ascii="Calibri" w:cs="Calibri" w:eastAsia="Calibri" w:hAnsi="Calibri"/>
+          <w:color w:val="1399B0"/>
+          <w:sz w:val="24"/>
+          <w:szCs w:val="24"/>
+        </w:rPr>
+        <w:t xml:space="preserve">■  </w:t>
+      </w:r>
+      <w:r>
+        <w:rPr>
+          <w:rFonts w:ascii="Calibri" w:cs="Calibri" w:eastAsia="Calibri" w:hAnsi="Calibri"/>
           <w:b/>
           <w:bCs/>
-          <w:color w:val="1D1D1B"/>
-          <w:sz w:val="28"/>
-          <w:szCs w:val="28"/>
-        </w:rPr>
-        <w:t xml:space="preserve">ESTRUCTURA SUGERIDA PARA UN CURSO</w:t>
+          <w:color w:val="183A43"/>
+          <w:sz w:val="30"/>
+          <w:szCs w:val="30"/>
+        </w:rPr>
+        <w:t xml:space="preserve">Estructura sugerida para un curso</w:t>
       </w:r>
     </w:p>
     <w:tbl>
       <w:tblPr>
         <w:tblW w:type="dxa" w:w="10080"/>
         <w:tblBorders>
-          <w:top w:val="single" w:color="E2E2DF" w:sz="4"/>
-          <w:left w:val="single" w:color="E2E2DF" w:sz="4"/>
-          <w:bottom w:val="single" w:color="E2E2DF" w:sz="4"/>
-          <w:right w:val="single" w:color="E2E2DF" w:sz="4"/>
-          <w:insideH w:val="single" w:color="E2E2DF" w:sz="4"/>
-          <w:insideV w:val="single" w:color="E2E2DF" w:sz="4"/>
+          <w:top w:val="single" w:color="CAD6D0" w:sz="4"/>
+          <w:left w:val="single" w:color="CAD6D0" w:sz="4"/>
+          <w:bottom w:val="single" w:color="CAD6D0" w:sz="4"/>
+          <w:right w:val="single" w:color="CAD6D0" w:sz="4"/>
+          <w:insideH w:val="single" w:color="CAD6D0" w:sz="4"/>
+          <w:insideV w:val="single" w:color="CAD6D0" w:sz="4"/>
         </w:tblBorders>
         <w:tblLayout w:type="fixed"/>
       </w:tblPr>
@@ -1380,7 +1414,7 @@
         <w:tc>
           <w:tcPr>
             <w:tcW w:type="dxa" w:w="3629"/>
-            <w:shd w:fill="0A4A92" w:color="auto" w:val="clear"/>
+            <w:shd w:fill="E8F2E9" w:color="auto" w:val="clear"/>
             <w:tcMar>
               <w:top w:type="dxa" w:w="100"/>
               <w:left w:type="dxa" w:w="140"/>
@@ -1397,7 +1431,7 @@
               <w:rPr>
                 <w:b/>
                 <w:bCs/>
-                <w:color w:val="FFFFFF"/>
+                <w:color w:val="183A43"/>
                 <w:sz w:val="20"/>
                 <w:szCs w:val="20"/>
               </w:rPr>
@@ -1408,7 +1442,7 @@
         <w:tc>
           <w:tcPr>
             <w:tcW w:type="dxa" w:w="6451"/>
-            <w:shd w:fill="0A4A92" w:color="auto" w:val="clear"/>
+            <w:shd w:fill="E8F2E9" w:color="auto" w:val="clear"/>
             <w:tcMar>
               <w:top w:type="dxa" w:w="100"/>
               <w:left w:type="dxa" w:w="140"/>
@@ -1425,7 +1459,7 @@
               <w:rPr>
                 <w:b/>
                 <w:bCs/>
-                <w:color w:val="FFFFFF"/>
+                <w:color w:val="183A43"/>
                 <w:sz w:val="20"/>
                 <w:szCs w:val="20"/>
               </w:rPr>
@@ -1458,7 +1492,7 @@
               <w:rPr>
                 <w:b/>
                 <w:bCs/>
-                <w:color w:val="1D1D1B"/>
+                <w:color w:val="183A43"/>
                 <w:sz w:val="20"/>
                 <w:szCs w:val="20"/>
               </w:rPr>
@@ -1486,7 +1520,7 @@
               <w:rPr>
                 <w:b w:val="false"/>
                 <w:bCs w:val="false"/>
-                <w:color w:val="1D1D1B"/>
+                <w:color w:val="183A43"/>
                 <w:sz w:val="20"/>
                 <w:szCs w:val="20"/>
               </w:rPr>
@@ -1502,7 +1536,7 @@
         <w:tc>
           <w:tcPr>
             <w:tcW w:type="dxa" w:w="3629"/>
-            <w:shd w:fill="F4F4F2" w:color="auto" w:val="clear"/>
+            <w:shd w:fill="F1F4F0" w:color="auto" w:val="clear"/>
             <w:tcMar>
               <w:top w:type="dxa" w:w="100"/>
               <w:left w:type="dxa" w:w="140"/>
@@ -1519,7 +1553,7 @@
               <w:rPr>
                 <w:b/>
                 <w:bCs/>
-                <w:color w:val="1D1D1B"/>
+                <w:color w:val="183A43"/>
                 <w:sz w:val="20"/>
                 <w:szCs w:val="20"/>
               </w:rPr>
@@ -1530,7 +1564,7 @@
         <w:tc>
           <w:tcPr>
             <w:tcW w:type="dxa" w:w="6451"/>
-            <w:shd w:fill="F4F4F2" w:color="auto" w:val="clear"/>
+            <w:shd w:fill="F1F4F0" w:color="auto" w:val="clear"/>
             <w:tcMar>
               <w:top w:type="dxa" w:w="100"/>
               <w:left w:type="dxa" w:w="140"/>
@@ -1547,7 +1581,7 @@
               <w:rPr>
                 <w:b w:val="false"/>
                 <w:bCs w:val="false"/>
-                <w:color w:val="1D1D1B"/>
+                <w:color w:val="183A43"/>
                 <w:sz w:val="20"/>
                 <w:szCs w:val="20"/>
               </w:rPr>
@@ -1580,7 +1614,7 @@
               <w:rPr>
                 <w:b/>
                 <w:bCs/>
-                <w:color w:val="1D1D1B"/>
+                <w:color w:val="183A43"/>
                 <w:sz w:val="20"/>
                 <w:szCs w:val="20"/>
               </w:rPr>
@@ -1608,7 +1642,7 @@
               <w:rPr>
                 <w:b w:val="false"/>
                 <w:bCs w:val="false"/>
-                <w:color w:val="1D1D1B"/>
+                <w:color w:val="183A43"/>
                 <w:sz w:val="20"/>
                 <w:szCs w:val="20"/>
               </w:rPr>
@@ -1628,20 +1662,29 @@
         <w:pStyle w:val="Heading1"/>
         <w:keepNext/>
         <w:pBdr>
-          <w:bottom w:val="single" w:color="0A4A92" w:sz="18" w:space="4"/>
+          <w:bottom w:val="single" w:color="CAD6D0" w:sz="4" w:space="4"/>
         </w:pBdr>
         <w:spacing w:after="160" w:before="360"/>
       </w:pPr>
       <w:r>
         <w:rPr>
           <w:rFonts w:ascii="Calibri" w:cs="Calibri" w:eastAsia="Calibri" w:hAnsi="Calibri"/>
+          <w:color w:val="1399B0"/>
+          <w:sz w:val="24"/>
+          <w:szCs w:val="24"/>
+        </w:rPr>
+        <w:t xml:space="preserve">■  </w:t>
+      </w:r>
+      <w:r>
+        <w:rPr>
+          <w:rFonts w:ascii="Calibri" w:cs="Calibri" w:eastAsia="Calibri" w:hAnsi="Calibri"/>
           <w:b/>
           <w:bCs/>
-          <w:color w:val="1D1D1B"/>
-          <w:sz w:val="28"/>
-          <w:szCs w:val="28"/>
-        </w:rPr>
-        <w:t xml:space="preserve">BUENAS PRÁCTICAS</w:t>
+          <w:color w:val="183A43"/>
+          <w:sz w:val="30"/>
+          <w:szCs w:val="30"/>
+        </w:rPr>
+        <w:t xml:space="preserve">Buenas prácticas</w:t>
       </w:r>
     </w:p>
     <w:p>
@@ -1656,7 +1699,7 @@
       <w:r>
         <w:rPr>
           <w:rFonts w:ascii="Calibri" w:cs="Calibri" w:eastAsia="Calibri" w:hAnsi="Calibri"/>
-          <w:color w:val="1D1D1B"/>
+          <w:color w:val="183A43"/>
           <w:sz w:val="22"/>
           <w:szCs w:val="22"/>
         </w:rPr>
@@ -1675,7 +1718,7 @@
       <w:r>
         <w:rPr>
           <w:rFonts w:ascii="Calibri" w:cs="Calibri" w:eastAsia="Calibri" w:hAnsi="Calibri"/>
-          <w:color w:val="1D1D1B"/>
+          <w:color w:val="183A43"/>
           <w:sz w:val="22"/>
           <w:szCs w:val="22"/>
         </w:rPr>
@@ -1694,7 +1737,7 @@
       <w:r>
         <w:rPr>
           <w:rFonts w:ascii="Calibri" w:cs="Calibri" w:eastAsia="Calibri" w:hAnsi="Calibri"/>
-          <w:color w:val="1D1D1B"/>
+          <w:color w:val="183A43"/>
           <w:sz w:val="22"/>
           <w:szCs w:val="22"/>
         </w:rPr>
@@ -1706,32 +1749,41 @@
         <w:pStyle w:val="Heading1"/>
         <w:keepNext/>
         <w:pBdr>
-          <w:bottom w:val="single" w:color="0A4A92" w:sz="18" w:space="4"/>
+          <w:bottom w:val="single" w:color="CAD6D0" w:sz="4" w:space="4"/>
         </w:pBdr>
         <w:spacing w:after="160" w:before="360"/>
       </w:pPr>
       <w:r>
         <w:rPr>
           <w:rFonts w:ascii="Calibri" w:cs="Calibri" w:eastAsia="Calibri" w:hAnsi="Calibri"/>
+          <w:color w:val="1399B0"/>
+          <w:sz w:val="24"/>
+          <w:szCs w:val="24"/>
+        </w:rPr>
+        <w:t xml:space="preserve">■  </w:t>
+      </w:r>
+      <w:r>
+        <w:rPr>
+          <w:rFonts w:ascii="Calibri" w:cs="Calibri" w:eastAsia="Calibri" w:hAnsi="Calibri"/>
           <w:b/>
           <w:bCs/>
-          <w:color w:val="1D1D1B"/>
-          <w:sz w:val="28"/>
-          <w:szCs w:val="28"/>
-        </w:rPr>
-        <w:t xml:space="preserve">ERRORES FRECUENTES Y CÓMO RESOLVERLOS</w:t>
+          <w:color w:val="183A43"/>
+          <w:sz w:val="30"/>
+          <w:szCs w:val="30"/>
+        </w:rPr>
+        <w:t xml:space="preserve">Errores frecuentes y cómo resolverlos</w:t>
       </w:r>
     </w:p>
     <w:tbl>
       <w:tblPr>
         <w:tblW w:type="dxa" w:w="10080"/>
         <w:tblBorders>
-          <w:top w:val="single" w:color="E2E2DF" w:sz="4"/>
-          <w:left w:val="single" w:color="E2E2DF" w:sz="4"/>
-          <w:bottom w:val="single" w:color="E2E2DF" w:sz="4"/>
-          <w:right w:val="single" w:color="E2E2DF" w:sz="4"/>
-          <w:insideH w:val="single" w:color="E2E2DF" w:sz="4"/>
-          <w:insideV w:val="single" w:color="E2E2DF" w:sz="4"/>
+          <w:top w:val="single" w:color="CAD6D0" w:sz="4"/>
+          <w:left w:val="single" w:color="CAD6D0" w:sz="4"/>
+          <w:bottom w:val="single" w:color="CAD6D0" w:sz="4"/>
+          <w:right w:val="single" w:color="CAD6D0" w:sz="4"/>
+          <w:insideH w:val="single" w:color="CAD6D0" w:sz="4"/>
+          <w:insideV w:val="single" w:color="CAD6D0" w:sz="4"/>
         </w:tblBorders>
         <w:tblLayout w:type="fixed"/>
       </w:tblPr>
@@ -1746,7 +1798,7 @@
         <w:tc>
           <w:tcPr>
             <w:tcW w:type="dxa" w:w="3629"/>
-            <w:shd w:fill="0A4A92" w:color="auto" w:val="clear"/>
+            <w:shd w:fill="E8F2E9" w:color="auto" w:val="clear"/>
             <w:tcMar>
               <w:top w:type="dxa" w:w="100"/>
               <w:left w:type="dxa" w:w="140"/>
@@ -1763,7 +1815,7 @@
               <w:rPr>
                 <w:b/>
                 <w:bCs/>
-                <w:color w:val="FFFFFF"/>
+                <w:color w:val="183A43"/>
                 <w:sz w:val="20"/>
                 <w:szCs w:val="20"/>
               </w:rPr>
@@ -1774,7 +1826,7 @@
         <w:tc>
           <w:tcPr>
             <w:tcW w:type="dxa" w:w="6451"/>
-            <w:shd w:fill="0A4A92" w:color="auto" w:val="clear"/>
+            <w:shd w:fill="E8F2E9" w:color="auto" w:val="clear"/>
             <w:tcMar>
               <w:top w:type="dxa" w:w="100"/>
               <w:left w:type="dxa" w:w="140"/>
@@ -1791,7 +1843,7 @@
               <w:rPr>
                 <w:b/>
                 <w:bCs/>
-                <w:color w:val="FFFFFF"/>
+                <w:color w:val="183A43"/>
                 <w:sz w:val="20"/>
                 <w:szCs w:val="20"/>
               </w:rPr>
@@ -1824,7 +1876,7 @@
               <w:rPr>
                 <w:b/>
                 <w:bCs/>
-                <w:color w:val="1D1D1B"/>
+                <w:color w:val="183A43"/>
                 <w:sz w:val="20"/>
                 <w:szCs w:val="20"/>
               </w:rPr>
@@ -1852,7 +1904,7 @@
               <w:rPr>
                 <w:b w:val="false"/>
                 <w:bCs w:val="false"/>
-                <w:color w:val="1D1D1B"/>
+                <w:color w:val="183A43"/>
                 <w:sz w:val="20"/>
                 <w:szCs w:val="20"/>
               </w:rPr>
@@ -1868,7 +1920,7 @@
         <w:tc>
           <w:tcPr>
             <w:tcW w:type="dxa" w:w="3629"/>
-            <w:shd w:fill="F4F4F2" w:color="auto" w:val="clear"/>
+            <w:shd w:fill="F1F4F0" w:color="auto" w:val="clear"/>
             <w:tcMar>
               <w:top w:type="dxa" w:w="100"/>
               <w:left w:type="dxa" w:w="140"/>
@@ -1885,7 +1937,7 @@
               <w:rPr>
                 <w:b/>
                 <w:bCs/>
-                <w:color w:val="1D1D1B"/>
+                <w:color w:val="183A43"/>
                 <w:sz w:val="20"/>
                 <w:szCs w:val="20"/>
               </w:rPr>
@@ -1896,7 +1948,7 @@
         <w:tc>
           <w:tcPr>
             <w:tcW w:type="dxa" w:w="6451"/>
-            <w:shd w:fill="F4F4F2" w:color="auto" w:val="clear"/>
+            <w:shd w:fill="F1F4F0" w:color="auto" w:val="clear"/>
             <w:tcMar>
               <w:top w:type="dxa" w:w="100"/>
               <w:left w:type="dxa" w:w="140"/>
@@ -1913,7 +1965,7 @@
               <w:rPr>
                 <w:b w:val="false"/>
                 <w:bCs w:val="false"/>
-                <w:color w:val="1D1D1B"/>
+                <w:color w:val="183A43"/>
                 <w:sz w:val="20"/>
                 <w:szCs w:val="20"/>
               </w:rPr>
@@ -1946,7 +1998,7 @@
               <w:rPr>
                 <w:b/>
                 <w:bCs/>
-                <w:color w:val="1D1D1B"/>
+                <w:color w:val="183A43"/>
                 <w:sz w:val="20"/>
                 <w:szCs w:val="20"/>
               </w:rPr>
@@ -1974,7 +2026,7 @@
               <w:rPr>
                 <w:b w:val="false"/>
                 <w:bCs w:val="false"/>
-                <w:color w:val="1D1D1B"/>
+                <w:color w:val="183A43"/>
                 <w:sz w:val="20"/>
                 <w:szCs w:val="20"/>
               </w:rPr>
@@ -1994,20 +2046,29 @@
         <w:pStyle w:val="Heading1"/>
         <w:keepNext/>
         <w:pBdr>
-          <w:bottom w:val="single" w:color="0A4A92" w:sz="18" w:space="4"/>
+          <w:bottom w:val="single" w:color="CAD6D0" w:sz="4" w:space="4"/>
         </w:pBdr>
         <w:spacing w:after="160" w:before="360"/>
       </w:pPr>
       <w:r>
         <w:rPr>
           <w:rFonts w:ascii="Calibri" w:cs="Calibri" w:eastAsia="Calibri" w:hAnsi="Calibri"/>
+          <w:color w:val="1399B0"/>
+          <w:sz w:val="24"/>
+          <w:szCs w:val="24"/>
+        </w:rPr>
+        <w:t xml:space="preserve">■  </w:t>
+      </w:r>
+      <w:r>
+        <w:rPr>
+          <w:rFonts w:ascii="Calibri" w:cs="Calibri" w:eastAsia="Calibri" w:hAnsi="Calibri"/>
           <w:b/>
           <w:bCs/>
-          <w:color w:val="1D1D1B"/>
-          <w:sz w:val="28"/>
-          <w:szCs w:val="28"/>
-        </w:rPr>
-        <w:t xml:space="preserve">RETO PRÁCTICO</w:t>
+          <w:color w:val="183A43"/>
+          <w:sz w:val="30"/>
+          <w:szCs w:val="30"/>
+        </w:rPr>
+        <w:t xml:space="preserve">Reto práctico</w:t>
       </w:r>
     </w:p>
     <w:tbl>
@@ -2032,11 +2093,11 @@
             <w:tcW w:type="dxa" w:w="10080"/>
             <w:tcBorders>
               <w:top w:val="none" w:color="FFFFFF" w:sz="0"/>
-              <w:left w:val="single" w:color="1D1D1B" w:sz="24"/>
+              <w:left w:val="single" w:color="183A43" w:sz="24"/>
               <w:bottom w:val="none" w:color="FFFFFF" w:sz="0"/>
               <w:right w:val="none" w:color="FFFFFF" w:sz="0"/>
             </w:tcBorders>
-            <w:shd w:fill="F4F4F2" w:color="auto" w:val="clear"/>
+            <w:shd w:fill="FFFFFF" w:color="auto" w:val="clear"/>
             <w:tcMar>
               <w:top w:type="dxa" w:w="160"/>
               <w:left w:type="dxa" w:w="240"/>
@@ -2053,7 +2114,7 @@
                 <w:rFonts w:ascii="Calibri" w:cs="Calibri" w:eastAsia="Calibri" w:hAnsi="Calibri"/>
                 <w:b/>
                 <w:bCs/>
-                <w:color w:val="1D1D1B"/>
+                <w:color w:val="52656A"/>
                 <w:spacing w:val="20"/>
                 <w:sz w:val="17"/>
                 <w:szCs w:val="17"/>
@@ -2068,7 +2129,7 @@
             <w:r>
               <w:rPr>
                 <w:rFonts w:ascii="Calibri" w:cs="Calibri" w:eastAsia="Calibri" w:hAnsi="Calibri"/>
-                <w:color w:val="1D1D1B"/>
+                <w:color w:val="183A43"/>
                 <w:sz w:val="22"/>
                 <w:szCs w:val="22"/>
               </w:rPr>
@@ -2088,20 +2149,29 @@
         <w:pStyle w:val="Heading1"/>
         <w:keepNext/>
         <w:pBdr>
-          <w:bottom w:val="single" w:color="0A4A92" w:sz="18" w:space="4"/>
+          <w:bottom w:val="single" w:color="CAD6D0" w:sz="4" w:space="4"/>
         </w:pBdr>
         <w:spacing w:after="160" w:before="360"/>
       </w:pPr>
       <w:r>
         <w:rPr>
           <w:rFonts w:ascii="Calibri" w:cs="Calibri" w:eastAsia="Calibri" w:hAnsi="Calibri"/>
+          <w:color w:val="1399B0"/>
+          <w:sz w:val="24"/>
+          <w:szCs w:val="24"/>
+        </w:rPr>
+        <w:t xml:space="preserve">■  </w:t>
+      </w:r>
+      <w:r>
+        <w:rPr>
+          <w:rFonts w:ascii="Calibri" w:cs="Calibri" w:eastAsia="Calibri" w:hAnsi="Calibri"/>
           <w:b/>
           <w:bCs/>
-          <w:color w:val="1D1D1B"/>
-          <w:sz w:val="28"/>
-          <w:szCs w:val="28"/>
-        </w:rPr>
-        <w:t xml:space="preserve">VERIFICA TU AVANCE</w:t>
+          <w:color w:val="183A43"/>
+          <w:sz w:val="30"/>
+          <w:szCs w:val="30"/>
+        </w:rPr>
+        <w:t xml:space="preserve">Verifica tu avance</w:t>
       </w:r>
     </w:p>
     <w:p>
@@ -2115,7 +2185,7 @@
       <w:r>
         <w:rPr>
           <w:rFonts w:ascii="Segoe UI Symbol" w:cs="Segoe UI Symbol" w:eastAsia="Segoe UI Symbol" w:hAnsi="Segoe UI Symbol"/>
-          <w:color w:val="5C5C5A"/>
+          <w:color w:val="52656A"/>
           <w:sz w:val="26"/>
           <w:szCs w:val="26"/>
         </w:rPr>
@@ -2124,7 +2194,7 @@
       <w:r>
         <w:rPr>
           <w:rFonts w:ascii="Calibri" w:cs="Calibri" w:eastAsia="Calibri" w:hAnsi="Calibri"/>
-          <w:color w:val="1D1D1B"/>
+          <w:color w:val="183A43"/>
           <w:sz w:val="22"/>
           <w:szCs w:val="22"/>
         </w:rPr>
@@ -2142,7 +2212,7 @@
       <w:r>
         <w:rPr>
           <w:rFonts w:ascii="Segoe UI Symbol" w:cs="Segoe UI Symbol" w:eastAsia="Segoe UI Symbol" w:hAnsi="Segoe UI Symbol"/>
-          <w:color w:val="5C5C5A"/>
+          <w:color w:val="52656A"/>
           <w:sz w:val="26"/>
           <w:szCs w:val="26"/>
         </w:rPr>
@@ -2151,7 +2221,7 @@
       <w:r>
         <w:rPr>
           <w:rFonts w:ascii="Calibri" w:cs="Calibri" w:eastAsia="Calibri" w:hAnsi="Calibri"/>
-          <w:color w:val="1D1D1B"/>
+          <w:color w:val="183A43"/>
           <w:sz w:val="22"/>
           <w:szCs w:val="22"/>
         </w:rPr>
@@ -2169,7 +2239,7 @@
       <w:r>
         <w:rPr>
           <w:rFonts w:ascii="Segoe UI Symbol" w:cs="Segoe UI Symbol" w:eastAsia="Segoe UI Symbol" w:hAnsi="Segoe UI Symbol"/>
-          <w:color w:val="5C5C5A"/>
+          <w:color w:val="52656A"/>
           <w:sz w:val="26"/>
           <w:szCs w:val="26"/>
         </w:rPr>
@@ -2178,7 +2248,7 @@
       <w:r>
         <w:rPr>
           <w:rFonts w:ascii="Calibri" w:cs="Calibri" w:eastAsia="Calibri" w:hAnsi="Calibri"/>
-          <w:color w:val="1D1D1B"/>
+          <w:color w:val="183A43"/>
           <w:sz w:val="22"/>
           <w:szCs w:val="22"/>
         </w:rPr>
@@ -2196,7 +2266,7 @@
       <w:r>
         <w:rPr>
           <w:rFonts w:ascii="Segoe UI Symbol" w:cs="Segoe UI Symbol" w:eastAsia="Segoe UI Symbol" w:hAnsi="Segoe UI Symbol"/>
-          <w:color w:val="5C5C5A"/>
+          <w:color w:val="52656A"/>
           <w:sz w:val="26"/>
           <w:szCs w:val="26"/>
         </w:rPr>
@@ -2205,7 +2275,7 @@
       <w:r>
         <w:rPr>
           <w:rFonts w:ascii="Calibri" w:cs="Calibri" w:eastAsia="Calibri" w:hAnsi="Calibri"/>
-          <w:color w:val="1D1D1B"/>
+          <w:color w:val="183A43"/>
           <w:sz w:val="22"/>
           <w:szCs w:val="22"/>
         </w:rPr>
@@ -2239,11 +2309,11 @@
             <w:tcW w:type="dxa" w:w="10080"/>
             <w:tcBorders>
               <w:top w:val="none" w:color="FFFFFF" w:sz="0"/>
-              <w:left w:val="single" w:color="EF7D00" w:sz="24"/>
+              <w:left w:val="single" w:color="F37012" w:sz="24"/>
               <w:bottom w:val="none" w:color="FFFFFF" w:sz="0"/>
               <w:right w:val="none" w:color="FFFFFF" w:sz="0"/>
             </w:tcBorders>
-            <w:shd w:fill="1D1D1B" w:color="auto" w:val="clear"/>
+            <w:shd w:fill="0D2227" w:color="auto" w:val="clear"/>
             <w:tcMar>
               <w:top w:type="dxa" w:w="240"/>
               <w:left w:type="dxa" w:w="300"/>
@@ -2260,7 +2330,7 @@
                 <w:rFonts w:ascii="Calibri" w:cs="Calibri" w:eastAsia="Calibri" w:hAnsi="Calibri"/>
                 <w:b/>
                 <w:bCs/>
-                <w:color w:val="EF7D00"/>
+                <w:color w:val="FFAD79"/>
                 <w:sz w:val="24"/>
                 <w:szCs w:val="24"/>
               </w:rPr>
@@ -2285,7 +2355,7 @@
             <w:r>
               <w:rPr>
                 <w:rFonts w:ascii="Calibri" w:cs="Calibri" w:eastAsia="Calibri" w:hAnsi="Calibri"/>
-                <w:color w:val="D1D5DB"/>
+                <w:color w:val="B4C4C6"/>
                 <w:sz w:val="18"/>
                 <w:szCs w:val="18"/>
               </w:rPr>
@@ -2355,7 +2425,7 @@
     <w:r>
       <w:rPr>
         <w:rFonts w:ascii="Calibri" w:cs="Calibri" w:eastAsia="Calibri" w:hAnsi="Calibri"/>
-        <w:color w:val="5C5C5A"/>
+        <w:color w:val="52656A"/>
         <w:sz w:val="16"/>
         <w:szCs w:val="16"/>
       </w:rPr>
@@ -2364,7 +2434,7 @@
     <w:r>
       <w:rPr>
         <w:rFonts w:ascii="Calibri" w:cs="Calibri" w:eastAsia="Calibri" w:hAnsi="Calibri"/>
-        <w:color w:val="5C5C5A"/>
+        <w:color w:val="52656A"/>
         <w:sz w:val="16"/>
         <w:szCs w:val="16"/>
       </w:rPr>
@@ -2373,7 +2443,7 @@
     <w:r>
       <w:rPr>
         <w:rFonts w:ascii="Calibri" w:cs="Calibri" w:eastAsia="Calibri" w:hAnsi="Calibri"/>
-        <w:color w:val="5C5C5A"/>
+        <w:color w:val="52656A"/>
         <w:sz w:val="16"/>
         <w:szCs w:val="16"/>
       </w:rPr>
@@ -2385,7 +2455,7 @@
     <w:r>
       <w:rPr>
         <w:rFonts w:ascii="Calibri" w:cs="Calibri" w:eastAsia="Calibri" w:hAnsi="Calibri"/>
-        <w:color w:val="5C5C5A"/>
+        <w:color w:val="52656A"/>
         <w:sz w:val="16"/>
         <w:szCs w:val="16"/>
       </w:rPr>
@@ -2394,7 +2464,7 @@
     <w:r>
       <w:rPr>
         <w:rFonts w:ascii="Calibri" w:cs="Calibri" w:eastAsia="Calibri" w:hAnsi="Calibri"/>
-        <w:color w:val="5C5C5A"/>
+        <w:color w:val="52656A"/>
         <w:sz w:val="16"/>
         <w:szCs w:val="16"/>
       </w:rPr>
@@ -2449,7 +2519,7 @@
   <w:p>
     <w:pPr>
       <w:pBdr>
-        <w:bottom w:val="single" w:color="E2E2DF" w:sz="4" w:space="6"/>
+        <w:bottom w:val="single" w:color="CAD6D0" w:sz="4" w:space="6"/>
       </w:pBdr>
       <w:tabs>
         <w:tab w:val="right" w:pos="10080"/>
@@ -2460,7 +2530,7 @@
         <w:rFonts w:ascii="Calibri" w:cs="Calibri" w:eastAsia="Calibri" w:hAnsi="Calibri"/>
         <w:b/>
         <w:bCs/>
-        <w:color w:val="A65200"/>
+        <w:color w:val="087F91"/>
         <w:sz w:val="17"/>
         <w:szCs w:val="17"/>
       </w:rPr>
@@ -2469,7 +2539,7 @@
     <w:r>
       <w:rPr>
         <w:rFonts w:ascii="Calibri" w:cs="Calibri" w:eastAsia="Calibri" w:hAnsi="Calibri"/>
-        <w:color w:val="5C5C5A"/>
+        <w:color w:val="52656A"/>
         <w:sz w:val="17"/>
         <w:szCs w:val="17"/>
       </w:rPr>
@@ -2480,7 +2550,7 @@
         <w:rFonts w:ascii="Calibri" w:cs="Calibri" w:eastAsia="Calibri" w:hAnsi="Calibri"/>
         <w:b/>
         <w:bCs/>
-        <w:color w:val="0A4A92"/>
+        <w:color w:val="183A43"/>
         <w:sz w:val="17"/>
         <w:szCs w:val="17"/>
       </w:rPr>
@@ -2589,7 +2659,7 @@
       <w:rPr>
         <w:b/>
         <w:bCs/>
-        <w:color w:val="EF7D00"/>
+        <w:color w:val="F37012"/>
       </w:rPr>
     </w:lvl>
   </w:abstractNum>
@@ -2614,7 +2684,7 @@
     <w:rPrDefault>
       <w:rPr>
         <w:rFonts w:ascii="Calibri" w:cs="Calibri" w:eastAsia="Calibri" w:hAnsi="Calibri"/>
-        <w:color w:val="1D1D1B"/>
+        <w:color w:val="183A43"/>
         <w:sz w:val="22"/>
         <w:szCs w:val="22"/>
       </w:rPr>
@@ -2794,7 +2864,7 @@
       <w:rFonts w:ascii="Calibri" w:cs="Calibri" w:eastAsia="Calibri" w:hAnsi="Calibri"/>
       <w:b/>
       <w:bCs/>
-      <w:color w:val="1D1D1B"/>
+      <w:color w:val="183A43"/>
       <w:sz w:val="28"/>
       <w:szCs w:val="28"/>
     </w:rPr>
@@ -2811,7 +2881,7 @@
       <w:rFonts w:ascii="Calibri" w:cs="Calibri" w:eastAsia="Calibri" w:hAnsi="Calibri"/>
       <w:b/>
       <w:bCs/>
-      <w:color w:val="1D1D1B"/>
+      <w:color w:val="183A43"/>
       <w:sz w:val="24"/>
       <w:szCs w:val="24"/>
     </w:rPr>
@@ -2828,7 +2898,7 @@
       <w:rFonts w:ascii="Calibri" w:cs="Calibri" w:eastAsia="Calibri" w:hAnsi="Calibri"/>
       <w:b/>
       <w:bCs/>
-      <w:color w:val="1D1D1B"/>
+      <w:color w:val="183A43"/>
       <w:sz w:val="23"/>
       <w:szCs w:val="23"/>
     </w:rPr>

--- a/word/Capsula_02_Activa_la_edicion_y_organiza_tu_curso.docx
+++ b/word/Capsula_02_Activa_la_edicion_y_organiza_tu_curso.docx
@@ -2284,87 +2284,21 @@
     </w:p>
     <w:p>
       <w:pPr>
-        <w:spacing w:after="240" w:before="0"/>
-      </w:pPr>
-    </w:p>
-    <w:tbl>
-      <w:tblPr>
-        <w:tblW w:type="dxa" w:w="10080"/>
-        <w:tblBorders>
-          <w:top w:val="none" w:color="FFFFFF" w:sz="0"/>
-          <w:left w:val="none" w:color="FFFFFF" w:sz="0"/>
-          <w:bottom w:val="none" w:color="FFFFFF" w:sz="0"/>
-          <w:right w:val="none" w:color="FFFFFF" w:sz="0"/>
-          <w:insideH w:val="none" w:color="FFFFFF" w:sz="0"/>
-          <w:insideV w:val="none" w:color="FFFFFF" w:sz="0"/>
-        </w:tblBorders>
-        <w:tblLayout w:type="fixed"/>
-      </w:tblPr>
-      <w:tblGrid>
-        <w:gridCol w:w="10080"/>
-      </w:tblGrid>
-      <w:tr>
-        <w:tc>
-          <w:tcPr>
-            <w:tcW w:type="dxa" w:w="10080"/>
-            <w:tcBorders>
-              <w:top w:val="none" w:color="FFFFFF" w:sz="0"/>
-              <w:left w:val="single" w:color="F37012" w:sz="24"/>
-              <w:bottom w:val="none" w:color="FFFFFF" w:sz="0"/>
-              <w:right w:val="none" w:color="FFFFFF" w:sz="0"/>
-            </w:tcBorders>
-            <w:shd w:fill="0D2227" w:color="auto" w:val="clear"/>
-            <w:tcMar>
-              <w:top w:type="dxa" w:w="240"/>
-              <w:left w:type="dxa" w:w="300"/>
-              <w:bottom w:type="dxa" w:w="240"/>
-              <w:right w:type="dxa" w:w="300"/>
-            </w:tcMar>
-          </w:tcPr>
-          <w:p>
-            <w:pPr>
-              <w:spacing w:after="60"/>
-            </w:pPr>
-            <w:r>
-              <w:rPr>
-                <w:rFonts w:ascii="Calibri" w:cs="Calibri" w:eastAsia="Calibri" w:hAnsi="Calibri"/>
-                <w:b/>
-                <w:bCs/>
-                <w:color w:val="FFAD79"/>
-                <w:sz w:val="24"/>
-                <w:szCs w:val="24"/>
-              </w:rPr>
-              <w:t xml:space="preserve">¿Necesitas acompañamiento?</w:t>
-            </w:r>
-          </w:p>
-          <w:p>
-            <w:pPr>
-              <w:spacing w:after="60"/>
-            </w:pPr>
-            <w:r>
-              <w:rPr>
-                <w:rFonts w:ascii="Calibri" w:cs="Calibri" w:eastAsia="Calibri" w:hAnsi="Calibri"/>
-                <w:color w:val="FFFFFF"/>
-                <w:sz w:val="21"/>
-                <w:szCs w:val="21"/>
-              </w:rPr>
-              <w:t xml:space="preserve">El equipo del CEA te ayuda a implementar esta cápsula en tu curso.</w:t>
-            </w:r>
-          </w:p>
-          <w:p>
-            <w:r>
-              <w:rPr>
-                <w:rFonts w:ascii="Calibri" w:cs="Calibri" w:eastAsia="Calibri" w:hAnsi="Calibri"/>
-                <w:color w:val="B4C4C6"/>
-                <w:sz w:val="18"/>
-                <w:szCs w:val="18"/>
-              </w:rPr>
-              <w:t xml:space="preserve">CEA · Centro de Innovación Pedagógica y Educación Digital — Universidad de San Buenaventura Cali</w:t>
-            </w:r>
-          </w:p>
-        </w:tc>
-      </w:tr>
-    </w:tbl>
+        <w:pBdr>
+          <w:top w:val="single" w:color="CAD6D0" w:sz="4" w:space="8"/>
+        </w:pBdr>
+        <w:spacing w:before="360"/>
+      </w:pPr>
+      <w:r>
+        <w:rPr>
+          <w:rFonts w:ascii="Calibri" w:cs="Calibri" w:eastAsia="Calibri" w:hAnsi="Calibri"/>
+          <w:color w:val="52656A"/>
+          <w:sz w:val="18"/>
+          <w:szCs w:val="18"/>
+        </w:rPr>
+        <w:t xml:space="preserve">CEA · Centro de Innovación Pedagógica y Educación Digital — Universidad de San Buenaventura Cali</w:t>
+      </w:r>
+    </w:p>
     <w:sectPr>
       <w:headerReference w:type="default" r:id="rId6"/>
       <w:footerReference w:type="default" r:id="rId7"/>

--- a/word/Capsula_02_Activa_la_edicion_y_organiza_tu_curso.docx
+++ b/word/Capsula_02_Activa_la_edicion_y_organiza_tu_curso.docx
@@ -253,7 +253,7 @@
                 <w:sz w:val="15"/>
                 <w:szCs w:val="15"/>
               </w:rPr>
-              <w:t xml:space="preserve">TIEMPO DE LECTURA</w:t>
+              <w:t xml:space="preserve">TIEMPO ESTIMADO</w:t>
             </w:r>
           </w:p>
           <w:p>
@@ -266,7 +266,7 @@
                 <w:sz w:val="20"/>
                 <w:szCs w:val="20"/>
               </w:rPr>
-              <w:t xml:space="preserve">20 min</w:t>
+              <w:t xml:space="preserve">20 min (lectura + práctica)</w:t>
             </w:r>
           </w:p>
         </w:tc>

--- a/word/Capsula_02_Activa_la_edicion_y_organiza_tu_curso.docx
+++ b/word/Capsula_02_Activa_la_edicion_y_organiza_tu_curso.docx
@@ -308,7 +308,7 @@
                 <w:sz w:val="20"/>
                 <w:szCs w:val="20"/>
               </w:rPr>
-              <w:t xml:space="preserve">Moodle 4.x</w:t>
+              <w:t xml:space="preserve">Moodle 4.5</w:t>
             </w:r>
           </w:p>
         </w:tc>
@@ -813,7 +813,7 @@
           <w:sz w:val="22"/>
           <w:szCs w:val="22"/>
         </w:rPr>
-        <w:t xml:space="preserve">En Formato de curso elige Formato de temas (por unidades) o Formato semanal (por semanas con fechas automáticas). En versiones recientes este formato puede llamarse «Formato de secciones personalizadas».</w:t>
+        <w:t xml:space="preserve">En Formato de curso elige Secciones personalizadas (por unidades o temas) o Secciones semanales (por semanas, con fechas automáticas).</w:t>
       </w:r>
     </w:p>
     <w:p>
@@ -1270,7 +1270,7 @@
                 <w:sz w:val="22"/>
                 <w:szCs w:val="22"/>
               </w:rPr>
-              <w:t xml:space="preserve">Usa la edición masiva (botón «Edición masiva», disponible desde Moodle 4.2) para ocultar, mover o eliminar varios elementos a la vez.</w:t>
+              <w:t xml:space="preserve">Usa la edición masiva (botón «Acciones masivas», disponible desde Moodle 4.2) para ocultar, mover o eliminar varios elementos a la vez.</w:t>
             </w:r>
           </w:p>
         </w:tc>
